--- a/public/templates/contratos/leasing/CONTRATO UNIFICADO DE LEASING DE SISTEMA FOTOVOLTAICO.docx
+++ b/public/templates/contratos/leasing/CONTRATO UNIFICADO DE LEASING DE SISTEMA FOTOVOLTAICO.docx
@@ -477,10 +477,11 @@
     <w:p>
       <w:pPr>
         <w:spacing w:before="100" w:beforeAutospacing="1" w:after="100" w:afterAutospacing="1"/>
-        <w:outlineLvl w:val="1"/>
+        <w:outlineLvl w:val="0"/>
         <w:rPr>
           <w:b/>
           <w:bCs/>
+          <w:kern w:val="36"/>
           <w:lang w:val="en-BR"/>
         </w:rPr>
       </w:pPr>
@@ -488,463 +489,66 @@
         <w:rPr>
           <w:b/>
           <w:bCs/>
+          <w:kern w:val="36"/>
           <w:lang w:val="en-BR"/>
         </w:rPr>
         <w:lastRenderedPageBreak/>
-        <w:t>CLÁUSULA 4 – DO VALOR E DA MENSALIDADE</w:t>
-      </w:r>
-    </w:p>
-    <w:p>
-      <w:pPr>
-        <w:spacing w:before="100" w:beforeAutospacing="1" w:after="100" w:afterAutospacing="1"/>
-        <w:rPr>
-          <w:lang w:val="en-BR"/>
-        </w:rPr>
-      </w:pPr>
-      <w:r>
-        <w:rPr>
-          <w:lang w:val="en-BR"/>
-        </w:rPr>
-        <w:t>4.1. O valor mensal (“Mensalidade”) devido pelo CONTRATANTE é estipulado com base no consumo estimado (Kc), conforme Anexo I.</w:t>
-      </w:r>
-    </w:p>
-    <w:p>
-      <w:pPr>
-        <w:rPr>
-          <w:color w:val="0E0E0E"/>
-        </w:rPr>
-      </w:pPr>
-      <w:r>
-        <w:rPr>
-          <w:color w:val="0E0E0E"/>
-        </w:rPr>
-        <w:t>4.2. A Mensalidade será reajustada automaticamente, sempre que houver alteração no valor da tarifa de energia elétrica vigente da distribuidora local.</w:t>
-      </w:r>
-    </w:p>
-    <w:p>
-      <w:pPr>
-        <w:rPr>
-          <w:color w:val="0E0E0E"/>
-        </w:rPr>
-      </w:pPr>
-    </w:p>
-    <w:p>
-      <w:pPr>
-        <w:rPr>
-          <w:color w:val="0E0E0E"/>
-        </w:rPr>
-      </w:pPr>
-      <w:r>
-        <w:rPr>
-          <w:color w:val="0E0E0E"/>
-        </w:rPr>
-        <w:t>a) Esse reajuste incide sobre o valor do quilowatt-hora (kWh) praticado no contrato, mantendo a proporcionalidade da economia prevista;</w:t>
-      </w:r>
-    </w:p>
-    <w:p>
-      <w:pPr>
-        <w:rPr>
-          <w:color w:val="0E0E0E"/>
-        </w:rPr>
-      </w:pPr>
-    </w:p>
-    <w:p>
-      <w:pPr>
-        <w:rPr>
-          <w:color w:val="0E0E0E"/>
-        </w:rPr>
-      </w:pPr>
-      <w:r>
-        <w:rPr>
-          <w:color w:val="0E0E0E"/>
-        </w:rPr>
-        <w:t>b) A atualização do valor será feita de forma imediata, acompanhando a publicação oficial da nova tarifa da distribuidora;</w:t>
-      </w:r>
-    </w:p>
-    <w:p>
-      <w:pPr>
-        <w:rPr>
-          <w:color w:val="0E0E0E"/>
-        </w:rPr>
-      </w:pPr>
-    </w:p>
-    <w:p>
-      <w:pPr>
-        <w:rPr>
-          <w:color w:val="0E0E0E"/>
-        </w:rPr>
-      </w:pPr>
-      <w:r>
-        <w:rPr>
-          <w:color w:val="0E0E0E"/>
-        </w:rPr>
-        <w:t xml:space="preserve">c) Não se aplica, para fins de reajuste da Mensalidade, o índice geral de preços ao consumidor (IPCA), salvo nas hipóteses previstas em cláusulas específicas para correção de multas, encargos ou valores contratuais relacionados à </w:t>
-      </w:r>
-      <w:r>
-        <w:rPr>
-          <w:color w:val="0E0E0E"/>
-        </w:rPr>
-        <w:t>compra</w:t>
-      </w:r>
-      <w:r>
-        <w:rPr>
-          <w:color w:val="0E0E0E"/>
-        </w:rPr>
-        <w:t xml:space="preserve"> do sistema fotovoltaico.</w:t>
-      </w:r>
-    </w:p>
-    <w:p>
-      <w:pPr>
-        <w:spacing w:before="100" w:beforeAutospacing="1" w:after="100" w:afterAutospacing="1"/>
-        <w:rPr>
-          <w:lang w:val="en-BR"/>
-        </w:rPr>
-      </w:pPr>
-      <w:r>
-        <w:rPr>
-          <w:lang w:val="en-BR"/>
-        </w:rPr>
-        <w:t>4.3. O pagamento deverá ocorrer até o dia 10 de cada mês.</w:t>
-      </w:r>
-    </w:p>
-    <w:p>
-      <w:pPr>
-        <w:spacing w:before="100" w:beforeAutospacing="1" w:after="100" w:afterAutospacing="1"/>
-        <w:rPr>
-          <w:lang w:val="en-BR"/>
-        </w:rPr>
-      </w:pPr>
-      <w:r>
-        <w:rPr>
-          <w:lang w:val="en-BR"/>
-        </w:rPr>
-        <w:t>4.4. O atraso no pagamento ensejará:</w:t>
-      </w:r>
-    </w:p>
-    <w:p>
-      <w:pPr>
-        <w:spacing w:before="100" w:beforeAutospacing="1" w:after="100" w:afterAutospacing="1"/>
-        <w:rPr>
-          <w:lang w:val="en-BR"/>
-        </w:rPr>
-      </w:pPr>
-      <w:r>
-        <w:rPr>
-          <w:lang w:val="en-BR"/>
-        </w:rPr>
-        <w:t>a) multa de 2%;</w:t>
-      </w:r>
-      <w:r>
-        <w:rPr>
-          <w:lang w:val="en-BR"/>
-        </w:rPr>
-        <w:t xml:space="preserve"> </w:t>
-      </w:r>
-    </w:p>
-    <w:p>
-      <w:pPr>
-        <w:spacing w:before="100" w:beforeAutospacing="1" w:after="100" w:afterAutospacing="1"/>
-        <w:rPr>
-          <w:lang w:val="en-BR"/>
-        </w:rPr>
-      </w:pPr>
-      <w:r>
-        <w:rPr>
-          <w:lang w:val="en-BR"/>
-        </w:rPr>
-        <w:t>b) juros de mora de 1% ao mês;</w:t>
-      </w:r>
-    </w:p>
-    <w:p>
-      <w:pPr>
-        <w:spacing w:before="100" w:beforeAutospacing="1" w:after="100" w:afterAutospacing="1"/>
-        <w:rPr>
-          <w:lang w:val="en-BR"/>
-        </w:rPr>
-      </w:pPr>
-      <w:r>
-        <w:rPr>
-          <w:lang w:val="en-BR"/>
-        </w:rPr>
-        <w:t>c) correção monetária pelo IPCA.</w:t>
-      </w:r>
-    </w:p>
-    <w:p>
-      <w:pPr>
-        <w:spacing w:before="100" w:beforeAutospacing="1" w:after="100" w:afterAutospacing="1"/>
-        <w:rPr>
-          <w:lang w:val="en-BR"/>
-        </w:rPr>
-      </w:pPr>
-      <w:r>
-        <w:rPr>
-          <w:lang w:val="en-BR"/>
-        </w:rPr>
-        <w:t>4.5. A inadimplência superior a 15 (quinze) dias autoriza a CONTRATADA a:</w:t>
-      </w:r>
-    </w:p>
-    <w:p>
-      <w:pPr>
-        <w:spacing w:before="100" w:beforeAutospacing="1" w:after="100" w:afterAutospacing="1"/>
-        <w:rPr>
-          <w:lang w:val="en-BR"/>
-        </w:rPr>
-      </w:pPr>
-      <w:r>
-        <w:rPr>
-          <w:lang w:val="en-BR"/>
-        </w:rPr>
-        <w:t>a) aplicar penalidades;</w:t>
-      </w:r>
-    </w:p>
-    <w:p>
-      <w:pPr>
-        <w:spacing w:before="100" w:beforeAutospacing="1" w:after="100" w:afterAutospacing="1"/>
-        <w:rPr>
-          <w:lang w:val="en-BR"/>
-        </w:rPr>
-      </w:pPr>
-      <w:r>
-        <w:rPr>
-          <w:lang w:val="en-BR"/>
-        </w:rPr>
-        <w:t>b) suspender os serviços;</w:t>
-      </w:r>
-    </w:p>
-    <w:p>
-      <w:pPr>
-        <w:spacing w:before="100" w:beforeAutospacing="1" w:after="100" w:afterAutospacing="1"/>
-        <w:rPr>
-          <w:lang w:val="en-BR"/>
-        </w:rPr>
-      </w:pPr>
-      <w:r>
-        <w:rPr>
-          <w:lang w:val="en-BR"/>
-        </w:rPr>
-        <w:t>c) reter ou redirecionar os créditos de energia;</w:t>
-      </w:r>
-    </w:p>
-    <w:p>
-      <w:pPr>
-        <w:spacing w:before="100" w:beforeAutospacing="1" w:after="100" w:afterAutospacing="1"/>
-        <w:rPr>
-          <w:lang w:val="en-BR"/>
-        </w:rPr>
-      </w:pPr>
-      <w:r>
-        <w:rPr>
-          <w:lang w:val="en-BR"/>
-        </w:rPr>
-        <w:t>d) rescindir o contrato;</w:t>
-      </w:r>
-    </w:p>
-    <w:p>
-      <w:pPr>
-        <w:spacing w:before="100" w:beforeAutospacing="1" w:after="100" w:afterAutospacing="1"/>
-        <w:rPr>
-          <w:lang w:val="en-BR"/>
-        </w:rPr>
-      </w:pPr>
-      <w:r>
-        <w:rPr>
-          <w:lang w:val="en-BR"/>
-        </w:rPr>
-        <w:t>e) acionar judicial ou extrajudicialmente.</w:t>
-      </w:r>
-    </w:p>
-    <w:p>
-      <w:pPr>
-        <w:spacing w:before="100" w:beforeAutospacing="1" w:after="100" w:afterAutospacing="1"/>
-        <w:rPr>
-          <w:lang w:val="en-BR"/>
-        </w:rPr>
-      </w:pPr>
-      <w:r>
-        <w:rPr>
-          <w:lang w:val="en-BR"/>
-        </w:rPr>
-        <w:t xml:space="preserve">4.6. A Mensalidade mensal contratada tem como base um consumo estimado de </w:t>
-      </w:r>
+        <w:t>CLÁUSULA 4 – DO VALOR, REAJUSTE E PAGAMENTO DA MENSALIDADE</w:t>
+      </w:r>
+    </w:p>
+    <w:p>
+      <w:pPr>
+        <w:spacing w:before="100" w:beforeAutospacing="1" w:after="100" w:afterAutospacing="1"/>
+        <w:rPr>
+          <w:lang w:val="en-BR"/>
+        </w:rPr>
+      </w:pPr>
       <w:r>
         <w:rPr>
           <w:b/>
           <w:bCs/>
           <w:lang w:val="en-BR"/>
         </w:rPr>
-        <w:t>{{kwhContratado}}</w:t>
-      </w:r>
-      <w:r>
-        <w:rPr>
-          <w:lang w:val="en-BR"/>
-        </w:rPr>
-        <w:t xml:space="preserve"> kWh/mês (“Kc”), conforme simulação técnica detalhada no Anexo I, e refletindo os parâmetros operacionais informados pelo CONTRATANTE na fase pré-contratual.</w:t>
-      </w:r>
-    </w:p>
-    <w:p>
-      <w:pPr>
-        <w:spacing w:before="100" w:beforeAutospacing="1" w:after="100" w:afterAutospacing="1"/>
-        <w:rPr>
-          <w:lang w:val="en-BR"/>
-        </w:rPr>
-      </w:pPr>
-      <w:r>
-        <w:rPr>
-          <w:lang w:val="en-BR"/>
-        </w:rPr>
-        <w:lastRenderedPageBreak/>
-        <w:t>4.7. O CONTRATANTE declara estar ciente de que a geração efetiva da usina pode variar em função de diversos fatores ambientais, operacionais e técnicos, incluindo, mas não se limitando a:</w:t>
-      </w:r>
-    </w:p>
-    <w:p>
-      <w:pPr>
-        <w:spacing w:before="100" w:beforeAutospacing="1" w:after="100" w:afterAutospacing="1"/>
-        <w:rPr>
-          <w:lang w:val="en-BR"/>
-        </w:rPr>
-      </w:pPr>
-      <w:r>
-        <w:rPr>
-          <w:lang w:val="en-BR"/>
-        </w:rPr>
-        <w:t>a) sombreamentos não declarados;</w:t>
-      </w:r>
-    </w:p>
-    <w:p>
-      <w:pPr>
-        <w:spacing w:before="100" w:beforeAutospacing="1" w:after="100" w:afterAutospacing="1"/>
-        <w:rPr>
-          <w:lang w:val="en-BR"/>
-        </w:rPr>
-      </w:pPr>
-      <w:r>
-        <w:rPr>
-          <w:lang w:val="en-BR"/>
-        </w:rPr>
-        <w:t>b) obras, reformas ou ampliações posteriores no imóvel;</w:t>
-      </w:r>
-    </w:p>
-    <w:p>
-      <w:pPr>
-        <w:spacing w:before="100" w:beforeAutospacing="1" w:after="100" w:afterAutospacing="1"/>
-        <w:rPr>
-          <w:lang w:val="en-BR"/>
-        </w:rPr>
-      </w:pPr>
-      <w:r>
-        <w:rPr>
-          <w:lang w:val="en-BR"/>
-        </w:rPr>
-        <w:t>c) acúmulo de sujeira, fuligem ou vegetação sobre os módulos;</w:t>
-      </w:r>
-    </w:p>
-    <w:p>
-      <w:pPr>
-        <w:spacing w:before="100" w:beforeAutospacing="1" w:after="100" w:afterAutospacing="1"/>
-        <w:rPr>
-          <w:lang w:val="en-BR"/>
-        </w:rPr>
-      </w:pPr>
-      <w:r>
-        <w:rPr>
-          <w:lang w:val="en-BR"/>
-        </w:rPr>
-        <w:t>e) características físicas do telhado ou estrutura de instalação.</w:t>
-      </w:r>
-    </w:p>
-    <w:p>
-      <w:pPr>
-        <w:spacing w:before="100" w:beforeAutospacing="1" w:after="100" w:afterAutospacing="1"/>
-        <w:rPr>
-          <w:lang w:val="en-BR"/>
-        </w:rPr>
-      </w:pPr>
-      <w:r>
-        <w:rPr>
-          <w:lang w:val="en-BR"/>
-        </w:rPr>
-        <w:t>4.8. Caso, após a vistoria técnica, instalação ou início da operação do Sistema, seja identificada limitação estrutural, técnica ou ambiental que inviabilize o alcance do consumo estimado originalmente contratado (Kc), a CONTRATADA poderá, a seu critério técnico:</w:t>
-      </w:r>
-    </w:p>
-    <w:p>
-      <w:pPr>
-        <w:spacing w:before="100" w:beforeAutospacing="1" w:after="100" w:afterAutospacing="1"/>
-        <w:rPr>
-          <w:lang w:val="en-BR"/>
-        </w:rPr>
-      </w:pPr>
-      <w:r>
-        <w:rPr>
-          <w:lang w:val="en-BR"/>
-        </w:rPr>
-        <w:t>a) proceder à atualização do valor do Kc;</w:t>
-      </w:r>
-    </w:p>
-    <w:p>
-      <w:pPr>
-        <w:spacing w:before="100" w:beforeAutospacing="1" w:after="100" w:afterAutospacing="1"/>
-        <w:rPr>
-          <w:lang w:val="en-BR"/>
-        </w:rPr>
-      </w:pPr>
-      <w:r>
-        <w:rPr>
-          <w:lang w:val="en-BR"/>
-        </w:rPr>
-        <w:t>b) ajustar proporcionalmente a Mensalidade a ser cobrada;</w:t>
-      </w:r>
-    </w:p>
-    <w:p>
-      <w:pPr>
-        <w:spacing w:before="100" w:beforeAutospacing="1" w:after="100" w:afterAutospacing="1"/>
-        <w:rPr>
-          <w:lang w:val="en-BR"/>
-        </w:rPr>
-      </w:pPr>
-      <w:r>
-        <w:rPr>
-          <w:lang w:val="en-BR"/>
-        </w:rPr>
-        <w:t>c) e registrar tal alteração em documento complementar, sem necessidade de aditivo formal.</w:t>
-      </w:r>
-    </w:p>
-    <w:p>
-      <w:pPr>
-        <w:spacing w:before="100" w:beforeAutospacing="1" w:after="100" w:afterAutospacing="1"/>
-        <w:rPr>
-          <w:lang w:val="en-BR"/>
-        </w:rPr>
-      </w:pPr>
-      <w:r>
-        <w:rPr>
-          <w:lang w:val="en-BR"/>
-        </w:rPr>
-        <w:t>4.9. O ajuste de que trata a cláusula anterior não caracteriza inadimplemento, quebra contratual, descumprimento da oferta, nem confere ao CONTRATANTE o direito a desconto, compensação ou rescisão imotivada.</w:t>
-      </w:r>
-    </w:p>
-    <w:p>
-      <w:pPr>
-        <w:spacing w:before="100" w:beforeAutospacing="1" w:after="100" w:afterAutospacing="1"/>
-        <w:outlineLvl w:val="1"/>
+        <w:t>4.1.</w:t>
+      </w:r>
+      <w:r>
+        <w:rPr>
+          <w:lang w:val="en-BR"/>
+        </w:rPr>
+        <w:t xml:space="preserve"> O valor mensal (“Mensalidade”) devido pelo CONTRATANTE à CONTRATADA é estipulado com base na energia mensal contratada estimada (“Kc”), conforme definido no </w:t>
+      </w:r>
+      <w:r>
         <w:rPr>
           <w:b/>
           <w:bCs/>
           <w:lang w:val="en-BR"/>
         </w:rPr>
-      </w:pPr>
+        <w:t>Anexo I – Especificações Técnicas e Proposta Comercial</w:t>
+      </w:r>
+      <w:r>
+        <w:rPr>
+          <w:lang w:val="en-BR"/>
+        </w:rPr>
+        <w:t xml:space="preserve">, e será calculado de acordo com a metodologia estabelecida no </w:t>
+      </w:r>
       <w:r>
         <w:rPr>
           <w:b/>
           <w:bCs/>
           <w:lang w:val="en-BR"/>
         </w:rPr>
-        <w:t>CLÁUSULA 5 – DA CONDIÇÃO DE APROVAÇÃO COM CORRESPONSÁVEL FINANCEIRO</w:t>
-      </w:r>
-    </w:p>
-    <w:p>
-      <w:pPr>
-        <w:spacing w:before="100" w:beforeAutospacing="1" w:after="100" w:afterAutospacing="1"/>
-        <w:outlineLvl w:val="1"/>
+        <w:t>ANEXO III – REGRAS DE CÁLCULO DA MENSALIDADE</w:t>
+      </w:r>
+      <w:r>
+        <w:rPr>
+          <w:lang w:val="en-BR"/>
+        </w:rPr>
+        <w:t>.</w:t>
+      </w:r>
+    </w:p>
+    <w:p>
+      <w:pPr>
+        <w:spacing w:before="100" w:beforeAutospacing="1" w:after="100" w:afterAutospacing="1"/>
         <w:rPr>
           <w:lang w:val="en-BR"/>
         </w:rPr>
@@ -955,41 +559,13 @@
           <w:bCs/>
           <w:lang w:val="en-BR"/>
         </w:rPr>
-        <w:t> </w:t>
-      </w:r>
-      <w:r>
-        <w:rPr>
-          <w:lang w:val="en-BR"/>
-        </w:rPr>
-        <w:t>5.1. A CONTRATADA poderá, a seu exclusivo critério de análise de risco e crédito, condicionar a aprovação, validade ou continuidade do presente contrato à indicação e aceitação de CORRESPONSÁVEL FINANCEIRO.</w:t>
-      </w:r>
-    </w:p>
-    <w:p>
-      <w:pPr>
-        <w:spacing w:before="100" w:beforeAutospacing="1" w:after="100" w:afterAutospacing="1"/>
-        <w:rPr>
-          <w:lang w:val="en-BR"/>
-        </w:rPr>
-      </w:pPr>
-      <w:r>
-        <w:rPr>
-          <w:lang w:val="en-BR"/>
-        </w:rPr>
-        <w:t>5.2. O CORRESPONSÁVEL FINANCEIRO assumirá responsabilidade solidária por todas as obrigações financeiras decorrentes deste contrato, incluindo, mas não se limitando, a mensalidades, encargos, multas, juros, penalidades e indenizações.</w:t>
-      </w:r>
-    </w:p>
-    <w:p>
-      <w:pPr>
-        <w:spacing w:before="100" w:beforeAutospacing="1" w:after="100" w:afterAutospacing="1"/>
-        <w:rPr>
-          <w:lang w:val="en-BR"/>
-        </w:rPr>
-      </w:pPr>
-      <w:r>
-        <w:rPr>
-          <w:lang w:val="en-BR"/>
-        </w:rPr>
-        <w:t xml:space="preserve">5.3. A corresponsabilidade financeira será formalizada por meio do </w:t>
+        <w:t>4.2.</w:t>
+      </w:r>
+      <w:r>
+        <w:rPr>
+          <w:lang w:val="en-BR"/>
+        </w:rPr>
+        <w:t xml:space="preserve"> Para fins de cálculo da Mensalidade contratual, será considerada como </w:t>
       </w:r>
       <w:r>
         <w:rPr>
@@ -997,201 +573,165 @@
           <w:bCs/>
           <w:lang w:val="en-BR"/>
         </w:rPr>
-        <w:t>ANEXO X – TERMO DE CORRESPONSABILIDADE FINANCEIRA</w:t>
-      </w:r>
-      <w:r>
-        <w:rPr>
-          <w:lang w:val="en-BR"/>
-        </w:rPr>
-        <w:t>, parte integrante e indissociável deste contrato.</w:t>
-      </w:r>
-    </w:p>
-    <w:p>
-      <w:pPr>
-        <w:spacing w:before="100" w:beforeAutospacing="1" w:after="100" w:afterAutospacing="1"/>
-        <w:rPr>
-          <w:lang w:val="en-BR"/>
-        </w:rPr>
-      </w:pPr>
-      <w:r>
-        <w:rPr>
-          <w:lang w:val="en-BR"/>
-        </w:rPr>
-        <w:t>5.4. A ausência, recusa, invalidação ou não assinatura do referido Anexo poderá impedir a aprovação do contrato ou ensejar sua suspensão ou rescisão, a critério exclusivo da CONTRATADA, sem que isso configure inadimplemento por parte da CONTRATADA.</w:t>
-      </w:r>
-    </w:p>
-    <w:p>
-      <w:pPr>
-        <w:spacing w:before="100" w:beforeAutospacing="1" w:after="100" w:afterAutospacing="1"/>
-        <w:outlineLvl w:val="1"/>
+        <w:t>tarifa de referência o valor integral do quilowatt-hora (kWh) praticado pela distribuidora de energia elétrica aplicável à unidade consumidora do CONTRATANTE</w:t>
+      </w:r>
+      <w:r>
+        <w:rPr>
+          <w:lang w:val="en-BR"/>
+        </w:rPr>
+        <w:t>, vigente no período de faturamento.</w:t>
+      </w:r>
+    </w:p>
+    <w:p>
+      <w:pPr>
+        <w:spacing w:before="100" w:beforeAutospacing="1" w:after="100" w:afterAutospacing="1"/>
+        <w:rPr>
+          <w:lang w:val="en-BR"/>
+        </w:rPr>
+      </w:pPr>
+      <w:r>
         <w:rPr>
           <w:b/>
           <w:bCs/>
           <w:lang w:val="en-BR"/>
         </w:rPr>
-      </w:pPr>
+        <w:t>4.3.</w:t>
+      </w:r>
+      <w:r>
+        <w:rPr>
+          <w:lang w:val="en-BR"/>
+        </w:rPr>
+        <w:t xml:space="preserve"> A tarifa considerada para cálculo da Mensalidade corresponde à </w:t>
+      </w:r>
       <w:r>
         <w:rPr>
           <w:b/>
           <w:bCs/>
           <w:lang w:val="en-BR"/>
         </w:rPr>
-        <w:lastRenderedPageBreak/>
-        <w:t>CLÁUSULA 6 – DA VIGÊNCIA E INÍCIO DAS COBRANÇAS</w:t>
-      </w:r>
-    </w:p>
-    <w:p>
-      <w:pPr>
-        <w:spacing w:before="100" w:beforeAutospacing="1" w:after="100" w:afterAutospacing="1"/>
-        <w:rPr>
-          <w:lang w:val="en-BR"/>
-        </w:rPr>
-      </w:pPr>
-      <w:r>
-        <w:rPr>
-          <w:lang w:val="en-BR"/>
-        </w:rPr>
-        <w:t>6.1. O contrato terá vigência de {{prazoContratual}} meses, iniciando-se no primeiro ciclo completo de medição da distribuidora após a instalação e homologação do sistema.</w:t>
-      </w:r>
-    </w:p>
-    <w:p>
-      <w:pPr>
-        <w:spacing w:before="100" w:beforeAutospacing="1" w:after="100" w:afterAutospacing="1"/>
-        <w:rPr>
-          <w:lang w:val="en-BR"/>
-        </w:rPr>
-      </w:pPr>
-      <w:r>
-        <w:rPr>
-          <w:lang w:val="en-BR"/>
-        </w:rPr>
-        <w:t>6.2. Caso haja atraso na homologação por culpa do CONTRATANTE, a CONTRATADA poderá iniciar as cobranças após 30 dias da instalação.</w:t>
-      </w:r>
-    </w:p>
-    <w:p>
-      <w:pPr>
-        <w:spacing w:before="100" w:beforeAutospacing="1" w:after="100" w:afterAutospacing="1"/>
-        <w:rPr>
-          <w:lang w:val="en-BR"/>
-        </w:rPr>
-      </w:pPr>
-      <w:r>
-        <w:rPr>
-          <w:lang w:val="en-BR"/>
-        </w:rPr>
-        <w:t>6.3. O presente contrato passa a produzir efeitos plenos a partir de sua assinatura pelas partes, momento em que se considera iniciado para todos os fins, inclusive para caracterização de obrigações, responsabilidades e eventuais consequências decorrentes de rescisão imotivada.</w:t>
-      </w:r>
-    </w:p>
-    <w:p>
-      <w:pPr>
-        <w:spacing w:before="100" w:beforeAutospacing="1" w:after="100" w:afterAutospacing="1"/>
-        <w:outlineLvl w:val="1"/>
+        <w:t>tarifa final ao consumidor</w:t>
+      </w:r>
+      <w:r>
+        <w:rPr>
+          <w:lang w:val="en-BR"/>
+        </w:rPr>
+        <w:t>, incluindo todos os componentes tarifários, encargos e tributos incidentes sobre o fornecimento de energia elétrica, tais como, exemplificativamente:</w:t>
+      </w:r>
+    </w:p>
+    <w:p>
+      <w:pPr>
+        <w:spacing w:before="100" w:beforeAutospacing="1" w:after="100" w:afterAutospacing="1"/>
+        <w:rPr>
+          <w:lang w:val="en-BR"/>
+        </w:rPr>
+      </w:pPr>
+      <w:r>
+        <w:rPr>
+          <w:lang w:val="en-BR"/>
+        </w:rPr>
+        <w:t>a) Tarifa de Energia (TE);</w:t>
+      </w:r>
+    </w:p>
+    <w:p>
+      <w:pPr>
+        <w:spacing w:before="100" w:beforeAutospacing="1" w:after="100" w:afterAutospacing="1"/>
+        <w:rPr>
+          <w:lang w:val="en-BR"/>
+        </w:rPr>
+      </w:pPr>
+      <w:r>
+        <w:rPr>
+          <w:lang w:val="en-BR"/>
+        </w:rPr>
+        <w:t>b) Tarifa de Uso do Sistema de Distribuição (TUSD);</w:t>
+      </w:r>
+    </w:p>
+    <w:p>
+      <w:pPr>
+        <w:spacing w:before="100" w:beforeAutospacing="1" w:after="100" w:afterAutospacing="1"/>
+        <w:rPr>
+          <w:lang w:val="en-BR"/>
+        </w:rPr>
+      </w:pPr>
+      <w:r>
+        <w:rPr>
+          <w:lang w:val="en-BR"/>
+        </w:rPr>
+        <w:t>c) encargos setoriais do setor elétrico;</w:t>
+      </w:r>
+    </w:p>
+    <w:p>
+      <w:pPr>
+        <w:spacing w:before="100" w:beforeAutospacing="1" w:after="100" w:afterAutospacing="1"/>
+        <w:rPr>
+          <w:lang w:val="en-BR"/>
+        </w:rPr>
+      </w:pPr>
+      <w:r>
+        <w:rPr>
+          <w:lang w:val="en-BR"/>
+        </w:rPr>
+        <w:t>d) tributos incidentes sobre o consumo de energia elétrica, incluindo ICMS, PIS e COFINS;</w:t>
+      </w:r>
+    </w:p>
+    <w:p>
+      <w:pPr>
+        <w:spacing w:before="100" w:beforeAutospacing="1" w:after="100" w:afterAutospacing="1"/>
+        <w:rPr>
+          <w:lang w:val="en-BR"/>
+        </w:rPr>
+      </w:pPr>
+      <w:r>
+        <w:rPr>
+          <w:lang w:val="en-BR"/>
+        </w:rPr>
+        <w:t>e) quaisquer outros componentes tarifários que integrem o valor final do kWh cobrado pela distribuidora.</w:t>
+      </w:r>
+    </w:p>
+    <w:p>
+      <w:pPr>
+        <w:spacing w:before="100" w:beforeAutospacing="1" w:after="100" w:afterAutospacing="1"/>
+        <w:rPr>
+          <w:lang w:val="en-BR"/>
+        </w:rPr>
+      </w:pPr>
+      <w:r>
         <w:rPr>
           <w:b/>
           <w:bCs/>
           <w:lang w:val="en-BR"/>
         </w:rPr>
-      </w:pPr>
+        <w:t>4.4.</w:t>
+      </w:r>
+      <w:r>
+        <w:rPr>
+          <w:lang w:val="en-BR"/>
+        </w:rPr>
+        <w:t xml:space="preserve"> A utilização da tarifa integral da distribuidora como referência tem por finalidade refletir o </w:t>
+      </w:r>
       <w:r>
         <w:rPr>
           <w:b/>
           <w:bCs/>
           <w:lang w:val="en-BR"/>
         </w:rPr>
-        <w:t>CLAUSULA 7 – DAS OBRIGAÇÕES DA CONTRATADA</w:t>
-      </w:r>
-    </w:p>
-    <w:p>
-      <w:pPr>
-        <w:spacing w:before="100" w:beforeAutospacing="1" w:after="100" w:afterAutospacing="1"/>
-        <w:rPr>
-          <w:lang w:val="en-BR"/>
-        </w:rPr>
-      </w:pPr>
-      <w:r>
-        <w:rPr>
-          <w:lang w:val="en-BR"/>
-        </w:rPr>
-        <w:t>7.1. São responsabilidades da CONTRATADA:</w:t>
-      </w:r>
-    </w:p>
-    <w:p>
-      <w:pPr>
-        <w:spacing w:before="100" w:beforeAutospacing="1" w:after="100" w:afterAutospacing="1"/>
-        <w:rPr>
-          <w:lang w:val="en-BR"/>
-        </w:rPr>
-      </w:pPr>
-      <w:r>
-        <w:rPr>
-          <w:lang w:val="en-BR"/>
-        </w:rPr>
-        <w:t>a) projeto, instalação e homologação do Sistema;</w:t>
-      </w:r>
-    </w:p>
-    <w:p>
-      <w:pPr>
-        <w:spacing w:before="100" w:beforeAutospacing="1" w:after="100" w:afterAutospacing="1"/>
-        <w:rPr>
-          <w:lang w:val="en-BR"/>
-        </w:rPr>
-      </w:pPr>
-      <w:r>
-        <w:rPr>
-          <w:lang w:val="en-BR"/>
-        </w:rPr>
-        <w:t>b) monitoramento remoto;</w:t>
-      </w:r>
-    </w:p>
-    <w:p>
-      <w:pPr>
-        <w:spacing w:before="100" w:beforeAutospacing="1" w:after="100" w:afterAutospacing="1"/>
-        <w:rPr>
-          <w:lang w:val="en-BR"/>
-        </w:rPr>
-      </w:pPr>
-      <w:r>
-        <w:rPr>
-          <w:lang w:val="en-BR"/>
-        </w:rPr>
-        <w:t>c) manutenção corretiva;</w:t>
-      </w:r>
-    </w:p>
-    <w:p>
-      <w:pPr>
-        <w:spacing w:before="100" w:beforeAutospacing="1" w:after="100" w:afterAutospacing="1"/>
-        <w:rPr>
-          <w:lang w:val="en-BR"/>
-        </w:rPr>
-      </w:pPr>
-      <w:r>
-        <w:rPr>
-          <w:lang w:val="en-BR"/>
-        </w:rPr>
-        <w:t>d) seguro contra sinistros e danos;</w:t>
-      </w:r>
-    </w:p>
-    <w:p>
-      <w:pPr>
-        <w:spacing w:before="100" w:beforeAutospacing="1" w:after="100" w:afterAutospacing="1"/>
-        <w:rPr>
-          <w:lang w:val="en-BR"/>
-        </w:rPr>
-      </w:pPr>
-      <w:r>
-        <w:rPr>
-          <w:lang w:val="en-BR"/>
-        </w:rPr>
-        <w:t>e) suporte ao CONTRATANTE durante a vigência.</w:t>
-      </w:r>
-    </w:p>
-    <w:p>
-      <w:pPr>
-        <w:spacing w:before="100" w:beforeAutospacing="1" w:after="100" w:afterAutospacing="1"/>
-        <w:outlineLvl w:val="1"/>
+        <w:t>custo real da energia elétrica que seria suportado pelo CONTRATANTE caso estivesse consumindo integralmente energia da rede elétrica</w:t>
+      </w:r>
+      <w:r>
+        <w:rPr>
+          <w:lang w:val="en-BR"/>
+        </w:rPr>
+        <w:t>, convertendo tal custo em contraprestação pelo serviço energético prestado pela CONTRATADA.</w:t>
+      </w:r>
+    </w:p>
+    <w:p>
+      <w:pPr>
+        <w:spacing w:before="100" w:beforeAutospacing="1" w:after="100" w:afterAutospacing="1"/>
+        <w:outlineLvl w:val="0"/>
         <w:rPr>
           <w:b/>
           <w:bCs/>
+          <w:kern w:val="36"/>
           <w:lang w:val="en-BR"/>
         </w:rPr>
       </w:pPr>
@@ -1199,444 +739,117 @@
         <w:rPr>
           <w:b/>
           <w:bCs/>
-          <w:lang w:val="en-BR"/>
-        </w:rPr>
-        <w:t>CLÁUSULA 8 – DAS OBRIGAÇÕES DO CONTRATANTE</w:t>
-      </w:r>
-    </w:p>
-    <w:p>
-      <w:pPr>
-        <w:spacing w:before="100" w:beforeAutospacing="1" w:after="100" w:afterAutospacing="1"/>
-        <w:rPr>
-          <w:lang w:val="en-BR"/>
-        </w:rPr>
-      </w:pPr>
-      <w:r>
-        <w:rPr>
-          <w:lang w:val="en-BR"/>
-        </w:rPr>
-        <w:t>8.1. São obrigações do CONTRATANTE:</w:t>
-      </w:r>
-    </w:p>
-    <w:p>
-      <w:pPr>
-        <w:spacing w:before="100" w:beforeAutospacing="1" w:after="100" w:afterAutospacing="1"/>
-        <w:rPr>
-          <w:lang w:val="en-BR"/>
-        </w:rPr>
-      </w:pPr>
-      <w:r>
-        <w:rPr>
-          <w:lang w:val="en-BR"/>
-        </w:rPr>
-        <w:t>a) manter o imóvel regular e com titularidade em dia junto à distribuidora;</w:t>
-      </w:r>
-    </w:p>
-    <w:p>
-      <w:pPr>
-        <w:spacing w:before="100" w:beforeAutospacing="1" w:after="100" w:afterAutospacing="1"/>
-        <w:rPr>
-          <w:lang w:val="en-BR"/>
-        </w:rPr>
-      </w:pPr>
-      <w:r>
-        <w:rPr>
-          <w:lang w:val="en-BR"/>
-        </w:rPr>
-        <w:t>b) permitir acesso ao Sistema;</w:t>
-      </w:r>
-    </w:p>
-    <w:p>
-      <w:pPr>
-        <w:spacing w:before="100" w:beforeAutospacing="1" w:after="100" w:afterAutospacing="1"/>
-        <w:rPr>
-          <w:lang w:val="en-BR"/>
-        </w:rPr>
-      </w:pPr>
-      <w:r>
-        <w:rPr>
-          <w:lang w:val="en-BR"/>
-        </w:rPr>
-        <w:t>c) manter conexão Wi-Fi estável para monitoramento;</w:t>
-      </w:r>
-    </w:p>
-    <w:p>
-      <w:pPr>
-        <w:spacing w:before="100" w:beforeAutospacing="1" w:after="100" w:afterAutospacing="1"/>
-        <w:rPr>
-          <w:lang w:val="en-BR"/>
-        </w:rPr>
-      </w:pPr>
-      <w:r>
-        <w:rPr>
-          <w:lang w:val="en-BR"/>
-        </w:rPr>
-        <w:t>d) não realizar obras que prejudiquem o sistema;</w:t>
-      </w:r>
-    </w:p>
-    <w:p>
-      <w:pPr>
-        <w:spacing w:before="100" w:beforeAutospacing="1" w:after="100" w:afterAutospacing="1"/>
-        <w:rPr>
-          <w:lang w:val="en-BR"/>
-        </w:rPr>
-      </w:pPr>
-      <w:r>
-        <w:rPr>
-          <w:lang w:val="en-BR"/>
-        </w:rPr>
-        <w:t>e) comunicar falhas imediatamente.</w:t>
-      </w:r>
-    </w:p>
-    <w:p>
-      <w:pPr>
-        <w:spacing w:before="100" w:beforeAutospacing="1" w:after="100" w:afterAutospacing="1"/>
-        <w:rPr>
-          <w:lang w:val="en-BR"/>
-        </w:rPr>
-      </w:pPr>
-    </w:p>
-    <w:p>
-      <w:pPr>
-        <w:spacing w:before="100" w:beforeAutospacing="1" w:after="100" w:afterAutospacing="1"/>
-        <w:rPr>
-          <w:lang w:val="en-BR"/>
-        </w:rPr>
-      </w:pPr>
-      <w:r>
-        <w:rPr>
-          <w:lang w:val="en-BR"/>
-        </w:rPr>
-        <w:lastRenderedPageBreak/>
-        <w:t>8.2. O CONTRATANTE reconhece que, embora a CONTRATADA e seus técnicos adotem os mais elevados padrões de cuidado, segurança e zelo durante a instalação do sistema fotovoltaico, o processo pode envolver o deslocamento de telhas ou intervenções sobre coberturas existentes, o que representa risco especialmente em estruturas frágeis, antigas ou previamente danificadas.</w:t>
-      </w:r>
-    </w:p>
-    <w:p>
-      <w:pPr>
-        <w:spacing w:before="100" w:beforeAutospacing="1" w:after="100" w:afterAutospacing="1"/>
-        <w:rPr>
-          <w:lang w:val="en-BR"/>
-        </w:rPr>
-      </w:pPr>
-      <w:r>
-        <w:rPr>
-          <w:lang w:val="en-BR"/>
-        </w:rPr>
-        <w:t>8.2.1. É de responsabilidade exclusiva do CONTRATANTE assegurar que o telhado, estrutura de cobertura ou superfície onde será instalado o sistema esteja em boas condições de integridade, suportando carga adicional e acesso seguro por parte da equipe técnica.</w:t>
-      </w:r>
-    </w:p>
-    <w:p>
-      <w:pPr>
-        <w:spacing w:before="100" w:beforeAutospacing="1" w:after="100" w:afterAutospacing="1"/>
-        <w:rPr>
-          <w:lang w:val="en-BR"/>
-        </w:rPr>
-      </w:pPr>
-      <w:r>
-        <w:rPr>
-          <w:lang w:val="en-BR"/>
-        </w:rPr>
-        <w:t>8.2.2. Caso, durante a instalação, venham a ocorrer quebras, rachaduras ou deslocamentos de telhas ou partes da cobertura, em decorrência de sua fragilidade ou desgaste pré-existente, o CONTRATANTE será o responsável por sua substituição, sem que isso configure obrigação de reparo ou compensação por parte da CONTRATADA.</w:t>
-      </w:r>
-    </w:p>
-    <w:p>
-      <w:pPr>
-        <w:spacing w:before="100" w:beforeAutospacing="1" w:after="100" w:afterAutospacing="1"/>
-        <w:rPr>
-          <w:lang w:val="en-BR"/>
-        </w:rPr>
-      </w:pPr>
-      <w:r>
-        <w:rPr>
-          <w:lang w:val="en-BR"/>
-        </w:rPr>
-        <w:t>8.2.3. Caso seja identificada condição estrutural crítica que comprometa a segurança da instalação, a CONTRATADA poderá suspender os trabalhos até que as adequações sejam providenciadas pelo CONTRATANTE.</w:t>
-      </w:r>
-    </w:p>
-    <w:p>
-      <w:pPr>
-        <w:spacing w:before="100" w:beforeAutospacing="1" w:after="100" w:afterAutospacing="1"/>
-        <w:rPr>
-          <w:lang w:val="en-BR"/>
-        </w:rPr>
-      </w:pPr>
-      <w:r>
-        <w:rPr>
-          <w:lang w:val="en-BR"/>
-        </w:rPr>
-        <w:t>8.2.4. A CONTRATADA não realiza, não está obrigada a realizar e não se responsabiliza por avaliação estrutural, cálculo de carga, análise de resistência mecânica ou emissão de laudo técnico do telhado, cobertura ou de qualquer estrutura do imóvel onde será instalado o Sistema.</w:t>
-      </w:r>
-    </w:p>
-    <w:p>
-      <w:pPr>
-        <w:spacing w:before="100" w:beforeAutospacing="1" w:after="100" w:afterAutospacing="1"/>
-        <w:rPr>
-          <w:lang w:val="en-BR"/>
-        </w:rPr>
-      </w:pPr>
-      <w:r>
-        <w:rPr>
-          <w:lang w:val="en-BR"/>
-        </w:rPr>
-        <w:t>8.2.5. A eventual vistoria técnica realizada pela CONTRATADA possui caráter exclusivamente operacional, destinada à verificação de viabilidade de instalação do Sistema, não substituindo, em nenhuma hipótese, laudo estrutural emitido por profissional legalmente habilitado, cuja contratação é de inteira e exclusiva responsabilidade do CONTRATANTE.</w:t>
-      </w:r>
-    </w:p>
-    <w:p>
-      <w:pPr>
-        <w:spacing w:before="100" w:beforeAutospacing="1" w:after="100" w:afterAutospacing="1"/>
-        <w:outlineLvl w:val="2"/>
+          <w:kern w:val="36"/>
+          <w:lang w:val="en-BR"/>
+        </w:rPr>
+        <w:t>R</w:t>
+      </w:r>
+      <w:r>
         <w:rPr>
           <w:b/>
           <w:bCs/>
-          <w:lang w:val="en-BR"/>
-        </w:rPr>
-      </w:pPr>
+          <w:kern w:val="36"/>
+          <w:lang w:val="en-BR"/>
+        </w:rPr>
+        <w:t>E</w:t>
+      </w:r>
       <w:r>
         <w:rPr>
           <w:b/>
           <w:bCs/>
-          <w:lang w:val="en-BR"/>
-        </w:rPr>
-        <w:t>CLÁUSULA 8-A – DA GUARDA PROVISÓRIA DO SISTEMA ANTES DA INSTALAÇÃO</w:t>
-      </w:r>
-    </w:p>
-    <w:p>
-      <w:pPr>
-        <w:spacing w:before="100" w:beforeAutospacing="1" w:after="100" w:afterAutospacing="1"/>
-        <w:rPr>
-          <w:lang w:val="en-BR"/>
-        </w:rPr>
-      </w:pPr>
-      <w:r>
-        <w:rPr>
-          <w:lang w:val="en-BR"/>
-        </w:rPr>
-        <w:t>8-A.1. Caso, por necessidade logística, operacional ou estratégica, os equipamentos que compõem o Sistema sejam entregues no imóvel do CONTRATANTE antes da efetiva instalação, considera-se que, a partir da entrega física e assinatura do comprovante de recebimento, ocorre a transferência provisória da guarda do bem ao CONTRATANTE, sem transferência de propriedade.</w:t>
-      </w:r>
-    </w:p>
-    <w:p>
-      <w:pPr>
-        <w:spacing w:before="100" w:beforeAutospacing="1" w:after="100" w:afterAutospacing="1"/>
-        <w:rPr>
-          <w:lang w:val="en-BR"/>
-        </w:rPr>
-      </w:pPr>
-      <w:r>
-        <w:rPr>
-          <w:lang w:val="en-BR"/>
-        </w:rPr>
-        <w:t>8-A.2. Durante o período compreendido entre a entrega e a instalação, o CONTRATANTE compromete-se a:</w:t>
-      </w:r>
-    </w:p>
-    <w:p>
-      <w:pPr>
-        <w:spacing w:before="100" w:beforeAutospacing="1" w:after="100" w:afterAutospacing="1"/>
-        <w:rPr>
-          <w:lang w:val="en-BR"/>
-        </w:rPr>
-      </w:pPr>
-      <w:r>
-        <w:rPr>
-          <w:lang w:val="en-BR"/>
-        </w:rPr>
-        <w:t>a) armazenar os equipamentos em local coberto, seco e protegido contra intempéries;</w:t>
-      </w:r>
-    </w:p>
-    <w:p>
-      <w:pPr>
-        <w:spacing w:before="100" w:beforeAutospacing="1" w:after="100" w:afterAutospacing="1"/>
-        <w:rPr>
-          <w:lang w:val="en-BR"/>
-        </w:rPr>
-      </w:pPr>
-      <w:r>
-        <w:rPr>
-          <w:lang w:val="en-BR"/>
-        </w:rPr>
-        <w:t>b) adotar medidas razoáveis de segurança para evitar furto, extravio ou danos;</w:t>
-      </w:r>
-    </w:p>
-    <w:p>
-      <w:pPr>
-        <w:spacing w:before="100" w:beforeAutospacing="1" w:after="100" w:afterAutospacing="1"/>
-        <w:rPr>
-          <w:lang w:val="en-BR"/>
-        </w:rPr>
-      </w:pPr>
-      <w:r>
-        <w:rPr>
-          <w:lang w:val="en-BR"/>
-        </w:rPr>
-        <w:lastRenderedPageBreak/>
-        <w:t>c) não manusear, abrir embalagens técnicas ou permitir intervenção de terceiros não autorizados.</w:t>
-      </w:r>
-    </w:p>
-    <w:p>
-      <w:pPr>
-        <w:spacing w:before="100" w:beforeAutospacing="1" w:after="100" w:afterAutospacing="1"/>
-        <w:rPr>
-          <w:lang w:val="en-BR"/>
-        </w:rPr>
-      </w:pPr>
-      <w:r>
-        <w:rPr>
-          <w:lang w:val="en-BR"/>
-        </w:rPr>
-        <w:t>8-A.3. O CONTRATANTE responderá por danos, perdas, extravios ou deteriorações decorrentes de culpa, negligência, imprudência ou má conservação durante o período de guarda provisória.</w:t>
-      </w:r>
-    </w:p>
-    <w:p>
-      <w:pPr>
-        <w:spacing w:before="100" w:beforeAutospacing="1" w:after="100" w:afterAutospacing="1"/>
-        <w:rPr>
-          <w:lang w:val="en-BR"/>
-        </w:rPr>
-      </w:pPr>
-      <w:r>
-        <w:rPr>
-          <w:lang w:val="en-BR"/>
-        </w:rPr>
-        <w:t>8-A.4. Não será imputada responsabilidade ao CONTRATANTE quando o dano decorrer de caso fortuito externo ou força maior devidamente comprovados, nos termos do artigo 393 do Código Civil.</w:t>
-      </w:r>
-    </w:p>
-    <w:p>
-      <w:pPr>
-        <w:spacing w:before="100" w:beforeAutospacing="1" w:after="100" w:afterAutospacing="1"/>
-        <w:rPr>
-          <w:lang w:val="en-BR"/>
-        </w:rPr>
-      </w:pPr>
-      <w:r>
-        <w:rPr>
-          <w:lang w:val="en-BR"/>
-        </w:rPr>
-        <w:t>8-A.5. Eventual sinistro ocorrido durante o período de guarda provisória poderá ensejar a cobrança dos custos de reposição dos equipamentos danificados, sem prejuízo das demais obrigações contratuais.</w:t>
-      </w:r>
-    </w:p>
-    <w:p>
-      <w:pPr>
-        <w:spacing w:before="100" w:beforeAutospacing="1" w:after="100" w:afterAutospacing="1"/>
-        <w:outlineLvl w:val="1"/>
+          <w:kern w:val="36"/>
+          <w:lang w:val="en-BR"/>
+        </w:rPr>
+        <w:t>AJUSTE DA MENSALIDADE</w:t>
+      </w:r>
+    </w:p>
+    <w:p>
+      <w:pPr>
+        <w:spacing w:before="100" w:beforeAutospacing="1" w:after="100" w:afterAutospacing="1"/>
+        <w:rPr>
+          <w:lang w:val="en-BR"/>
+        </w:rPr>
+      </w:pPr>
+      <w:r>
         <w:rPr>
           <w:b/>
           <w:bCs/>
           <w:lang w:val="en-BR"/>
         </w:rPr>
-      </w:pPr>
+        <w:t>4.5.</w:t>
+      </w:r>
+      <w:r>
+        <w:rPr>
+          <w:lang w:val="en-BR"/>
+        </w:rPr>
+        <w:t xml:space="preserve"> A Mensalidade será reajustada automaticamente sempre que houver alteração no valor da tarifa de energia elétrica vigente da distribuidora local.</w:t>
+      </w:r>
+    </w:p>
+    <w:p>
+      <w:pPr>
+        <w:spacing w:before="100" w:beforeAutospacing="1" w:after="100" w:afterAutospacing="1"/>
+        <w:rPr>
+          <w:lang w:val="en-BR"/>
+        </w:rPr>
+      </w:pPr>
+      <w:r>
+        <w:rPr>
+          <w:lang w:val="en-BR"/>
+        </w:rPr>
+        <w:t>a) Esse reajuste incide sobre o valor do quilowatt-hora (kWh) considerado no contrato, mantendo a proporcionalidade da economia prevista ao CONTRATANTE;</w:t>
+      </w:r>
+    </w:p>
+    <w:p>
+      <w:pPr>
+        <w:spacing w:before="100" w:beforeAutospacing="1" w:after="100" w:afterAutospacing="1"/>
+        <w:rPr>
+          <w:lang w:val="en-BR"/>
+        </w:rPr>
+      </w:pPr>
+      <w:r>
+        <w:rPr>
+          <w:lang w:val="en-BR"/>
+        </w:rPr>
+        <w:t>b) a atualização do valor será realizada de forma automática e imediata, acompanhando a publicação oficial da nova tarifa homologada pela ANEEL ou aplicada pela distribuidora;</w:t>
+      </w:r>
+    </w:p>
+    <w:p>
+      <w:pPr>
+        <w:spacing w:before="100" w:beforeAutospacing="1" w:after="100" w:afterAutospacing="1"/>
+        <w:rPr>
+          <w:lang w:val="en-BR"/>
+        </w:rPr>
+      </w:pPr>
+      <w:r>
+        <w:rPr>
+          <w:lang w:val="en-BR"/>
+        </w:rPr>
+        <w:lastRenderedPageBreak/>
+        <w:t xml:space="preserve">c) não se aplica, para fins de reajuste da Mensalidade, índice geral de preços ao consumidor, incluindo o </w:t>
+      </w:r>
       <w:r>
         <w:rPr>
           <w:b/>
           <w:bCs/>
           <w:lang w:val="en-BR"/>
         </w:rPr>
-        <w:t>CLÁUSULA 9 – DO DESEMPENHO E DA OBRIGAÇÃO DE MEIO</w:t>
-      </w:r>
-    </w:p>
-    <w:p>
-      <w:pPr>
-        <w:spacing w:before="100" w:beforeAutospacing="1" w:after="100" w:afterAutospacing="1"/>
-        <w:rPr>
-          <w:lang w:val="en-BR"/>
-        </w:rPr>
-      </w:pPr>
-      <w:r>
-        <w:rPr>
-          <w:lang w:val="en-BR"/>
-        </w:rPr>
-        <w:t>9.1. A CONTRATADA possui obrigação de meio, e não de resultado.</w:t>
-      </w:r>
-    </w:p>
-    <w:p>
-      <w:pPr>
-        <w:spacing w:before="100" w:beforeAutospacing="1" w:after="100" w:afterAutospacing="1"/>
-        <w:rPr>
-          <w:lang w:val="en-BR"/>
-        </w:rPr>
-      </w:pPr>
-      <w:r>
-        <w:rPr>
-          <w:lang w:val="en-BR"/>
-        </w:rPr>
-        <w:t>9.2. A CONTRATADA não se responsabiliza por redução de geração causada por:</w:t>
-      </w:r>
-    </w:p>
-    <w:p>
-      <w:pPr>
-        <w:spacing w:before="100" w:beforeAutospacing="1" w:after="100" w:afterAutospacing="1"/>
-        <w:rPr>
-          <w:lang w:val="en-BR"/>
-        </w:rPr>
-      </w:pPr>
-      <w:r>
-        <w:rPr>
-          <w:lang w:val="en-BR"/>
-        </w:rPr>
-        <w:t>a) sombreamento, clima ou obras no imóvel;</w:t>
-      </w:r>
-    </w:p>
-    <w:p>
-      <w:pPr>
-        <w:spacing w:before="100" w:beforeAutospacing="1" w:after="100" w:afterAutospacing="1"/>
-        <w:rPr>
-          <w:lang w:val="en-BR"/>
-        </w:rPr>
-      </w:pPr>
-      <w:r>
-        <w:rPr>
-          <w:lang w:val="en-BR"/>
-        </w:rPr>
-        <w:t>b) falta de limpeza dos módulos;</w:t>
-      </w:r>
-    </w:p>
-    <w:p>
-      <w:pPr>
-        <w:spacing w:before="100" w:beforeAutospacing="1" w:after="100" w:afterAutospacing="1"/>
-        <w:rPr>
-          <w:lang w:val="en-BR"/>
-        </w:rPr>
-      </w:pPr>
-      <w:r>
-        <w:rPr>
-          <w:lang w:val="en-BR"/>
-        </w:rPr>
-        <w:t>c) falhas na rede da distribuidora;</w:t>
-      </w:r>
-    </w:p>
-    <w:p>
-      <w:pPr>
-        <w:spacing w:before="100" w:beforeAutospacing="1" w:after="100" w:afterAutospacing="1"/>
-        <w:rPr>
-          <w:lang w:val="en-BR"/>
-        </w:rPr>
-      </w:pPr>
-      <w:r>
-        <w:rPr>
-          <w:lang w:val="en-BR"/>
-        </w:rPr>
-        <w:t>d) desconexão da internet.</w:t>
-      </w:r>
-    </w:p>
-    <w:p>
-      <w:pPr>
-        <w:spacing w:before="100" w:beforeAutospacing="1" w:after="100" w:afterAutospacing="1"/>
-        <w:rPr>
-          <w:lang w:val="en-BR"/>
-        </w:rPr>
-      </w:pPr>
-      <w:r>
-        <w:rPr>
-          <w:lang w:val="en-BR"/>
-        </w:rPr>
-        <w:t>9.3. Em caso de limitação técnica permanente, o valor do Kc poderá ser ajustado, sem caracterizar inadimplemento.</w:t>
-      </w:r>
-    </w:p>
-    <w:p>
-      <w:pPr>
-        <w:spacing w:before="100" w:beforeAutospacing="1" w:after="100" w:afterAutospacing="1"/>
-        <w:outlineLvl w:val="1"/>
+        <w:t>IPCA</w:t>
+      </w:r>
+      <w:r>
+        <w:rPr>
+          <w:lang w:val="en-BR"/>
+        </w:rPr>
+        <w:t>, salvo nas hipóteses específicas de correção de multas, encargos, valores em atraso ou valores relacionados ao exercício da opção de compra do sistema fotovoltaico.</w:t>
+      </w:r>
+    </w:p>
+    <w:p>
+      <w:pPr>
+        <w:spacing w:before="100" w:beforeAutospacing="1" w:after="100" w:afterAutospacing="1"/>
+        <w:outlineLvl w:val="0"/>
         <w:rPr>
           <w:b/>
           <w:bCs/>
+          <w:kern w:val="36"/>
           <w:lang w:val="en-BR"/>
         </w:rPr>
       </w:pPr>
@@ -1644,208 +857,68 @@
         <w:rPr>
           <w:b/>
           <w:bCs/>
-          <w:lang w:val="en-BR"/>
-        </w:rPr>
-        <w:t>CLÁUSULA 10 – DOS ENCARGOS JUNTO À DISTRIBUIDORA</w:t>
-      </w:r>
-    </w:p>
-    <w:p>
-      <w:pPr>
-        <w:spacing w:before="100" w:beforeAutospacing="1" w:after="100" w:afterAutospacing="1"/>
-        <w:rPr>
-          <w:lang w:val="en-BR"/>
-        </w:rPr>
-      </w:pPr>
-      <w:r>
-        <w:rPr>
-          <w:lang w:val="en-BR"/>
-        </w:rPr>
-        <w:t>10.1. O CONTRATANTE é o único responsável por:</w:t>
-      </w:r>
-    </w:p>
-    <w:p>
-      <w:pPr>
-        <w:spacing w:before="100" w:beforeAutospacing="1" w:after="100" w:afterAutospacing="1"/>
-        <w:rPr>
-          <w:lang w:val="en-BR"/>
-        </w:rPr>
-      </w:pPr>
-      <w:r>
-        <w:rPr>
-          <w:lang w:val="en-BR"/>
-        </w:rPr>
-        <w:t>a) tarifas (TUSD, TUST, Fio B);</w:t>
-      </w:r>
-    </w:p>
-    <w:p>
-      <w:pPr>
-        <w:spacing w:before="100" w:beforeAutospacing="1" w:after="100" w:afterAutospacing="1"/>
-        <w:rPr>
-          <w:lang w:val="en-BR"/>
-        </w:rPr>
-      </w:pPr>
-      <w:r>
-        <w:rPr>
-          <w:lang w:val="en-BR"/>
-        </w:rPr>
-        <w:t>b) tributos (ICMS, PIS/COFINS);</w:t>
-      </w:r>
-    </w:p>
-    <w:p>
-      <w:pPr>
-        <w:spacing w:before="100" w:beforeAutospacing="1" w:after="100" w:afterAutospacing="1"/>
-        <w:rPr>
-          <w:lang w:val="en-BR"/>
-        </w:rPr>
-      </w:pPr>
-      <w:r>
-        <w:rPr>
-          <w:lang w:val="en-BR"/>
-        </w:rPr>
-        <w:t>c) bandeiras tarifárias;</w:t>
-      </w:r>
-    </w:p>
-    <w:p>
-      <w:pPr>
-        <w:spacing w:before="100" w:beforeAutospacing="1" w:after="100" w:afterAutospacing="1"/>
-        <w:rPr>
-          <w:lang w:val="en-BR"/>
-        </w:rPr>
-      </w:pPr>
-      <w:r>
-        <w:rPr>
-          <w:lang w:val="en-BR"/>
-        </w:rPr>
-        <w:t>d) contribuições (CIP);</w:t>
-      </w:r>
-    </w:p>
-    <w:p>
-      <w:pPr>
-        <w:spacing w:before="100" w:beforeAutospacing="1" w:after="100" w:afterAutospacing="1"/>
-        <w:rPr>
-          <w:lang w:val="en-BR"/>
-        </w:rPr>
-      </w:pPr>
-      <w:r>
-        <w:rPr>
-          <w:lang w:val="en-BR"/>
-        </w:rPr>
-        <w:t>e) multas, juros ou refaturamentos.</w:t>
-      </w:r>
-    </w:p>
-    <w:p>
-      <w:pPr>
-        <w:spacing w:before="100" w:beforeAutospacing="1" w:after="100" w:afterAutospacing="1"/>
-        <w:outlineLvl w:val="1"/>
+          <w:kern w:val="36"/>
+          <w:lang w:val="en-BR"/>
+        </w:rPr>
+        <w:t>BASE DE CONSUMO CONTRATADA</w:t>
+      </w:r>
+    </w:p>
+    <w:p>
+      <w:pPr>
+        <w:spacing w:before="100" w:beforeAutospacing="1" w:after="100" w:afterAutospacing="1"/>
+        <w:rPr>
+          <w:lang w:val="en-BR"/>
+        </w:rPr>
+      </w:pPr>
+      <w:r>
         <w:rPr>
           <w:b/>
           <w:bCs/>
           <w:lang w:val="en-BR"/>
         </w:rPr>
-      </w:pPr>
+        <w:t>4.6.</w:t>
+      </w:r>
+      <w:r>
+        <w:rPr>
+          <w:lang w:val="en-BR"/>
+        </w:rPr>
+        <w:t xml:space="preserve"> A Mensalidade contratada tem como base um consumo estimado de </w:t>
+      </w:r>
       <w:r>
         <w:rPr>
           <w:b/>
           <w:bCs/>
           <w:lang w:val="en-BR"/>
         </w:rPr>
-        <w:lastRenderedPageBreak/>
-        <w:t>CLÁUSULA 11 – DOS CRÉDITOS EM CASO DE INADIMPLÊNCIA</w:t>
-      </w:r>
-    </w:p>
-    <w:p>
-      <w:pPr>
-        <w:spacing w:before="100" w:beforeAutospacing="1" w:after="100" w:afterAutospacing="1"/>
-        <w:rPr>
-          <w:lang w:val="en-BR"/>
-        </w:rPr>
-      </w:pPr>
-      <w:r>
-        <w:rPr>
-          <w:lang w:val="en-BR"/>
-        </w:rPr>
-        <w:t>11.1. Estando adimplente, o CONTRATANTE usufruirá integralmente dos créditos de energia.</w:t>
-      </w:r>
-    </w:p>
-    <w:p>
-      <w:pPr>
-        <w:spacing w:before="100" w:beforeAutospacing="1" w:after="100" w:afterAutospacing="1"/>
-        <w:rPr>
-          <w:lang w:val="en-BR"/>
-        </w:rPr>
-      </w:pPr>
-      <w:r>
-        <w:rPr>
-          <w:lang w:val="en-BR"/>
-        </w:rPr>
-        <w:t>11.2. Em caso de inadimplência, os créditos passam a ser de uso exclusivo da CONTRATADA, que poderá:</w:t>
-      </w:r>
-    </w:p>
-    <w:p>
-      <w:pPr>
-        <w:spacing w:before="100" w:beforeAutospacing="1" w:after="100" w:afterAutospacing="1"/>
-        <w:rPr>
-          <w:lang w:val="en-BR"/>
-        </w:rPr>
-      </w:pPr>
-      <w:r>
-        <w:rPr>
-          <w:lang w:val="en-BR"/>
-        </w:rPr>
-        <w:t>a) redirecioná-los a outras UCs;</w:t>
-      </w:r>
-    </w:p>
-    <w:p>
-      <w:pPr>
-        <w:spacing w:before="100" w:beforeAutospacing="1" w:after="100" w:afterAutospacing="1"/>
-        <w:rPr>
-          <w:lang w:val="en-BR"/>
-        </w:rPr>
-      </w:pPr>
-      <w:r>
-        <w:rPr>
-          <w:lang w:val="en-BR"/>
-        </w:rPr>
-        <w:t>b) retê-los;</w:t>
-      </w:r>
-    </w:p>
-    <w:p>
-      <w:pPr>
-        <w:spacing w:before="100" w:beforeAutospacing="1" w:after="100" w:afterAutospacing="1"/>
-        <w:rPr>
-          <w:lang w:val="en-BR"/>
-        </w:rPr>
-      </w:pPr>
-      <w:r>
-        <w:rPr>
-          <w:lang w:val="en-BR"/>
-        </w:rPr>
-        <w:t>c) redistribuí-los.</w:t>
-      </w:r>
-    </w:p>
-    <w:p>
-      <w:pPr>
-        <w:spacing w:before="100" w:beforeAutospacing="1" w:after="100" w:afterAutospacing="1"/>
-        <w:rPr>
-          <w:lang w:val="en-BR"/>
-        </w:rPr>
-      </w:pPr>
-      <w:r>
-        <w:rPr>
-          <w:lang w:val="en-BR"/>
-        </w:rPr>
-        <w:t>11.3. Não há direito à compensação retroativa dos créditos usados pela CONTRATADA.</w:t>
-      </w:r>
-    </w:p>
-    <w:p>
-      <w:pPr>
-        <w:spacing w:before="100" w:beforeAutospacing="1" w:after="100" w:afterAutospacing="1"/>
-        <w:outlineLvl w:val="1"/>
+        <w:t>{{kwhContratado}} kWh por mês (“Kc”)</w:t>
+      </w:r>
+      <w:r>
+        <w:rPr>
+          <w:lang w:val="en-BR"/>
+        </w:rPr>
+        <w:t xml:space="preserve">, conforme simulação técnica detalhada no </w:t>
+      </w:r>
+      <w:r>
         <w:rPr>
           <w:b/>
           <w:bCs/>
           <w:lang w:val="en-BR"/>
         </w:rPr>
+        <w:t>Anexo I</w:t>
+      </w:r>
+      <w:r>
+        <w:rPr>
+          <w:lang w:val="en-BR"/>
+        </w:rPr>
+        <w:t>, refletindo os parâmetros operacionais informados pelo CONTRATANTE durante a fase pré-contratual.</w:t>
+      </w:r>
+    </w:p>
+    <w:p>
+      <w:pPr>
+        <w:spacing w:before="100" w:beforeAutospacing="1" w:after="100" w:afterAutospacing="1"/>
+        <w:rPr>
+          <w:lang w:val="en-BR"/>
+        </w:rPr>
       </w:pPr>
       <w:r>
         <w:rPr>
@@ -1853,233 +926,241 @@
           <w:bCs/>
           <w:lang w:val="en-BR"/>
         </w:rPr>
-        <w:t>CLÁUSULA 12 – DA RESCISÃO E MULTA</w:t>
-      </w:r>
-    </w:p>
-    <w:p>
-      <w:pPr>
-        <w:spacing w:before="100" w:beforeAutospacing="1" w:after="100" w:afterAutospacing="1"/>
-        <w:rPr>
-          <w:lang w:val="en-BR"/>
-        </w:rPr>
-      </w:pPr>
-      <w:r>
-        <w:rPr>
-          <w:lang w:val="en-BR"/>
-        </w:rPr>
-        <w:t>12.1. A rescisão poderá ocorrer por inadimplemento, comum acordo ou pedido motivado.</w:t>
-      </w:r>
-    </w:p>
-    <w:p>
-      <w:pPr>
-        <w:spacing w:before="100" w:beforeAutospacing="1" w:after="100" w:afterAutospacing="1"/>
-        <w:rPr>
-          <w:lang w:val="en-BR"/>
-        </w:rPr>
-      </w:pPr>
-      <w:r>
-        <w:rPr>
-          <w:lang w:val="en-BR"/>
-        </w:rPr>
-        <w:t>12.2. A rescisão imotivada por parte do CONTRATANTE implicará multa de 30% sobre o valor total das parcelas vincendas, com base no valor vigente do kWh da concessionária.</w:t>
-      </w:r>
-    </w:p>
-    <w:p>
-      <w:pPr>
-        <w:spacing w:before="100" w:beforeAutospacing="1" w:after="100" w:afterAutospacing="1"/>
-        <w:rPr>
-          <w:lang w:val="en-BR"/>
-        </w:rPr>
-      </w:pPr>
-      <w:r>
-        <w:rPr>
-          <w:lang w:val="en-BR"/>
-        </w:rPr>
-        <w:t>12.3. A multa não será inferior ao Valor de Exercício de Compra (VEC), conforme Anexo II.</w:t>
-      </w:r>
-    </w:p>
-    <w:p>
-      <w:pPr>
-        <w:spacing w:before="100" w:beforeAutospacing="1" w:after="100" w:afterAutospacing="1"/>
-        <w:rPr>
-          <w:lang w:val="en-BR"/>
-        </w:rPr>
-      </w:pPr>
-      <w:r>
-        <w:rPr>
-          <w:lang w:val="en-BR"/>
-        </w:rPr>
-        <w:t>12.4. Após 6 meses, o CONTRATANTE poderá adquirir o sistema pelo VEC, sem configuração de rescisão.</w:t>
-      </w:r>
-    </w:p>
-    <w:p>
-      <w:pPr>
-        <w:rPr>
-          <w:color w:val="0E0E0E"/>
-        </w:rPr>
-      </w:pPr>
-      <w:r>
-        <w:rPr>
-          <w:lang w:val="en-BR"/>
-        </w:rPr>
-        <w:t xml:space="preserve">12.5. </w:t>
-      </w:r>
-      <w:r>
-        <w:rPr>
-          <w:color w:val="0E0E0E"/>
-        </w:rPr>
-        <w:t>Em caso de rescisão contratual, a CONTRATADA fica autorizada a promover a remoção do Sistema, observado o disposto neste contrato e os limites legais aplicáveis, mediante prévia comunicação ao CONTRATANTE, podendo, se necessário, adotar as medidas judiciais ou extrajudiciais cabíveis para assegurar o acesso ao imóvel e a retirada do Sistema, sempre preservando a integridade do imóvel e dos bens nele existentes.</w:t>
-      </w:r>
-    </w:p>
-    <w:p>
-      <w:pPr>
-        <w:spacing w:before="100" w:beforeAutospacing="1" w:after="100" w:afterAutospacing="1"/>
-        <w:rPr>
-          <w:lang w:val="en-BR"/>
-        </w:rPr>
-      </w:pPr>
-      <w:r>
-        <w:rPr>
-          <w:lang w:val="en-BR"/>
-        </w:rPr>
-        <w:t>12.6. A negativa de acesso ensejará responsabilidade civil e criminal, e obrigação de indenizar.</w:t>
-      </w:r>
-    </w:p>
-    <w:p>
-      <w:pPr>
-        <w:spacing w:before="100" w:beforeAutospacing="1" w:after="100" w:afterAutospacing="1"/>
-        <w:rPr>
-          <w:lang w:val="en-BR"/>
-        </w:rPr>
-      </w:pPr>
-      <w:r>
-        <w:rPr>
-          <w:lang w:val="en-BR"/>
-        </w:rPr>
-        <w:t>12.7. O recolhimento do sistema não exonera o CONTRATANTE das obrigações pendentes.</w:t>
-      </w:r>
-    </w:p>
-    <w:p>
-      <w:pPr>
-        <w:spacing w:before="100" w:beforeAutospacing="1" w:after="100" w:afterAutospacing="1"/>
-        <w:outlineLvl w:val="1"/>
+        <w:t>4.7.</w:t>
+      </w:r>
+      <w:r>
+        <w:rPr>
+          <w:lang w:val="en-BR"/>
+        </w:rPr>
+        <w:t xml:space="preserve"> O CONTRATANTE declara estar ciente de que a geração efetiva do sistema fotovoltaico pode variar em função de diversos fatores ambientais, operacionais e técnicos, incluindo, mas não se limitando a:</w:t>
+      </w:r>
+    </w:p>
+    <w:p>
+      <w:pPr>
+        <w:spacing w:before="100" w:beforeAutospacing="1" w:after="100" w:afterAutospacing="1"/>
+        <w:rPr>
+          <w:lang w:val="en-BR"/>
+        </w:rPr>
+      </w:pPr>
+      <w:r>
+        <w:rPr>
+          <w:lang w:val="en-BR"/>
+        </w:rPr>
+        <w:t>a) sombreamentos não declarados;</w:t>
+      </w:r>
+    </w:p>
+    <w:p>
+      <w:pPr>
+        <w:spacing w:before="100" w:beforeAutospacing="1" w:after="100" w:afterAutospacing="1"/>
+        <w:rPr>
+          <w:lang w:val="en-BR"/>
+        </w:rPr>
+      </w:pPr>
+      <w:r>
+        <w:rPr>
+          <w:lang w:val="en-BR"/>
+        </w:rPr>
+        <w:t>b) obras, reformas ou ampliações posteriores no imóvel;</w:t>
+      </w:r>
+    </w:p>
+    <w:p>
+      <w:pPr>
+        <w:spacing w:before="100" w:beforeAutospacing="1" w:after="100" w:afterAutospacing="1"/>
+        <w:rPr>
+          <w:lang w:val="en-BR"/>
+        </w:rPr>
+      </w:pPr>
+      <w:r>
+        <w:rPr>
+          <w:lang w:val="en-BR"/>
+        </w:rPr>
+        <w:t>c) acúmulo de sujeira, fuligem, poeira ou vegetação sobre os módulos;</w:t>
+      </w:r>
+    </w:p>
+    <w:p>
+      <w:pPr>
+        <w:spacing w:before="100" w:beforeAutospacing="1" w:after="100" w:afterAutospacing="1"/>
+        <w:rPr>
+          <w:lang w:val="en-BR"/>
+        </w:rPr>
+      </w:pPr>
+      <w:r>
+        <w:rPr>
+          <w:lang w:val="en-BR"/>
+        </w:rPr>
+        <w:t>d) alterações estruturais ou físicas no telhado ou local de instalação;</w:t>
+      </w:r>
+    </w:p>
+    <w:p>
+      <w:pPr>
+        <w:spacing w:before="100" w:beforeAutospacing="1" w:after="100" w:afterAutospacing="1"/>
+        <w:rPr>
+          <w:lang w:val="en-BR"/>
+        </w:rPr>
+      </w:pPr>
+      <w:r>
+        <w:rPr>
+          <w:lang w:val="en-BR"/>
+        </w:rPr>
+        <w:t>e) variações climáticas, sazonais ou ambientais.</w:t>
+      </w:r>
+    </w:p>
+    <w:p>
+      <w:pPr>
+        <w:spacing w:before="100" w:beforeAutospacing="1" w:after="100" w:afterAutospacing="1"/>
+        <w:outlineLvl w:val="0"/>
         <w:rPr>
           <w:b/>
           <w:bCs/>
-          <w:lang w:val="en-BR"/>
-        </w:rPr>
-      </w:pPr>
-    </w:p>
-    <w:p>
-      <w:pPr>
-        <w:spacing w:before="100" w:beforeAutospacing="1" w:after="100" w:afterAutospacing="1"/>
-        <w:outlineLvl w:val="1"/>
+          <w:kern w:val="36"/>
+          <w:lang w:val="en-BR"/>
+        </w:rPr>
+      </w:pPr>
+      <w:r>
         <w:rPr>
           <w:b/>
           <w:bCs/>
-          <w:lang w:val="en-BR"/>
-        </w:rPr>
-      </w:pPr>
-    </w:p>
-    <w:p>
-      <w:pPr>
-        <w:spacing w:before="100" w:beforeAutospacing="1" w:after="100" w:afterAutospacing="1"/>
-        <w:outlineLvl w:val="1"/>
+          <w:kern w:val="36"/>
+          <w:lang w:val="en-BR"/>
+        </w:rPr>
+        <w:t>AJUSTE TÉCNICO DE CONSUMO (Kc)</w:t>
+      </w:r>
+    </w:p>
+    <w:p>
+      <w:pPr>
+        <w:spacing w:before="100" w:beforeAutospacing="1" w:after="100" w:afterAutospacing="1"/>
+        <w:rPr>
+          <w:lang w:val="en-BR"/>
+        </w:rPr>
+      </w:pPr>
+      <w:r>
         <w:rPr>
           <w:b/>
           <w:bCs/>
           <w:lang w:val="en-BR"/>
         </w:rPr>
-      </w:pPr>
-    </w:p>
-    <w:p>
-      <w:pPr>
-        <w:spacing w:before="100" w:beforeAutospacing="1" w:after="100" w:afterAutospacing="1"/>
-        <w:outlineLvl w:val="1"/>
+        <w:t>4.8.</w:t>
+      </w:r>
+      <w:r>
+        <w:rPr>
+          <w:lang w:val="en-BR"/>
+        </w:rPr>
+        <w:t xml:space="preserve"> Caso, após vistoria técnica, instalação ou início da operação do Sistema, seja identificada limitação estrutural, técnica ou ambiental que inviabilize o alcance do consumo estimado originalmente contratado (Kc), a CONTRATADA poderá, mediante avaliação técnica:</w:t>
+      </w:r>
+    </w:p>
+    <w:p>
+      <w:pPr>
+        <w:spacing w:before="100" w:beforeAutospacing="1" w:after="100" w:afterAutospacing="1"/>
+        <w:rPr>
+          <w:lang w:val="en-BR"/>
+        </w:rPr>
+      </w:pPr>
+      <w:r>
+        <w:rPr>
+          <w:lang w:val="en-BR"/>
+        </w:rPr>
+        <w:t>a) proceder à atualização do valor de Kc;</w:t>
+      </w:r>
+    </w:p>
+    <w:p>
+      <w:pPr>
+        <w:spacing w:before="100" w:beforeAutospacing="1" w:after="100" w:afterAutospacing="1"/>
+        <w:rPr>
+          <w:lang w:val="en-BR"/>
+        </w:rPr>
+      </w:pPr>
+      <w:r>
+        <w:rPr>
+          <w:lang w:val="en-BR"/>
+        </w:rPr>
+        <w:t>b) ajustar proporcionalmente a Mensalidade a ser cobrada;</w:t>
+      </w:r>
+    </w:p>
+    <w:p>
+      <w:pPr>
+        <w:spacing w:before="100" w:beforeAutospacing="1" w:after="100" w:afterAutospacing="1"/>
+        <w:rPr>
+          <w:lang w:val="en-BR"/>
+        </w:rPr>
+      </w:pPr>
+      <w:r>
+        <w:rPr>
+          <w:lang w:val="en-BR"/>
+        </w:rPr>
+        <w:t>c) registrar tal alteração em documento complementar ou registro interno do contrato, sem necessidade de aditivo formal.</w:t>
+      </w:r>
+    </w:p>
+    <w:p>
+      <w:pPr>
+        <w:spacing w:before="100" w:beforeAutospacing="1" w:after="100" w:afterAutospacing="1"/>
+        <w:rPr>
+          <w:lang w:val="en-BR"/>
+        </w:rPr>
+      </w:pPr>
+      <w:r>
         <w:rPr>
           <w:b/>
           <w:bCs/>
           <w:lang w:val="en-BR"/>
         </w:rPr>
-      </w:pPr>
-      <w:r>
+        <w:t>4.9.</w:t>
+      </w:r>
+      <w:r>
+        <w:rPr>
+          <w:lang w:val="en-BR"/>
+        </w:rPr>
+        <w:t xml:space="preserve"> O ajuste previsto na cláusula anterior não caracteriza inadimplemento, quebra contratual, descumprimento de oferta ou falha de serviço, nem confere ao CONTRATANTE direito a desconto adicional, compensação financeira ou rescisão imotivada.</w:t>
+      </w:r>
+    </w:p>
+    <w:p>
+      <w:pPr>
+        <w:rPr>
+          <w:lang w:val="en-BR"/>
+        </w:rPr>
+      </w:pPr>
+    </w:p>
+    <w:p>
+      <w:pPr>
+        <w:spacing w:before="100" w:beforeAutospacing="1" w:after="100" w:afterAutospacing="1"/>
+        <w:outlineLvl w:val="0"/>
         <w:rPr>
           <w:b/>
           <w:bCs/>
-          <w:lang w:val="en-BR"/>
-        </w:rPr>
-        <w:lastRenderedPageBreak/>
-        <w:t>CLÁUSULA 13 – DISPOSIÇÕES GERAIS</w:t>
-      </w:r>
-    </w:p>
-    <w:p>
-      <w:pPr>
-        <w:spacing w:before="100" w:beforeAutospacing="1" w:after="100" w:afterAutospacing="1"/>
-        <w:rPr>
-          <w:lang w:val="en-BR"/>
-        </w:rPr>
-      </w:pPr>
-      <w:r>
-        <w:rPr>
-          <w:lang w:val="en-BR"/>
-        </w:rPr>
-        <w:t>13.1. Todos os Anexos deste contrato (</w:t>
-      </w:r>
+          <w:kern w:val="36"/>
+          <w:lang w:val="en-BR"/>
+        </w:rPr>
+      </w:pPr>
       <w:r>
         <w:rPr>
           <w:b/>
           <w:bCs/>
-          <w:lang w:val="en-BR"/>
-        </w:rPr>
-        <w:t>I a VII e X</w:t>
-      </w:r>
-      <w:r>
-        <w:rPr>
-          <w:lang w:val="en-BR"/>
-        </w:rPr>
-        <w:t>) são partes integrantes.</w:t>
-      </w:r>
-    </w:p>
-    <w:p>
-      <w:pPr>
-        <w:spacing w:before="100" w:beforeAutospacing="1" w:after="100" w:afterAutospacing="1"/>
-        <w:rPr>
-          <w:lang w:val="en-BR"/>
-        </w:rPr>
-      </w:pPr>
-      <w:r>
-        <w:rPr>
-          <w:lang w:val="en-BR"/>
-        </w:rPr>
-        <w:t>13.2. A assinatura eletrônica possui plena validade jurídica em contratos entre particulares, nos termos da Lei nº 14.063/2020 e do art. 10, §2º, da Medida Provisória nº 2.200-2/2001, desde que admitida pelas partes.</w:t>
-      </w:r>
-    </w:p>
-    <w:p>
-      <w:pPr>
-        <w:spacing w:before="100" w:beforeAutospacing="1" w:after="100" w:afterAutospacing="1"/>
-        <w:rPr>
-          <w:lang w:val="en-BR"/>
-        </w:rPr>
-      </w:pPr>
-      <w:r>
-        <w:rPr>
-          <w:lang w:val="en-BR"/>
-        </w:rPr>
-        <w:t xml:space="preserve">13.3. Fica eleito o foro da comarca de </w:t>
-      </w:r>
+          <w:kern w:val="36"/>
+          <w:lang w:val="en-BR"/>
+        </w:rPr>
+        <w:lastRenderedPageBreak/>
+        <w:t>FATURAMENTO E VENCIMENTO</w:t>
+      </w:r>
+    </w:p>
+    <w:p>
+      <w:pPr>
+        <w:spacing w:before="100" w:beforeAutospacing="1" w:after="100" w:afterAutospacing="1"/>
+        <w:rPr>
+          <w:lang w:val="en-BR"/>
+        </w:rPr>
+      </w:pPr>
       <w:r>
         <w:rPr>
           <w:b/>
           <w:bCs/>
           <w:lang w:val="en-BR"/>
         </w:rPr>
-        <w:t>{{cidade}}</w:t>
-      </w:r>
-      <w:r>
-        <w:rPr>
-          <w:lang w:val="en-BR"/>
-        </w:rPr>
-        <w:t xml:space="preserve">, Estado de </w:t>
+        <w:t>4.10.</w:t>
+      </w:r>
+      <w:r>
+        <w:rPr>
+          <w:lang w:val="en-BR"/>
+        </w:rPr>
+        <w:t xml:space="preserve"> O pagamento da Mensalidade deverá ser realizado até o dia </w:t>
       </w:r>
       <w:r>
         <w:rPr>
@@ -2087,52 +1168,28 @@
           <w:bCs/>
           <w:lang w:val="en-BR"/>
         </w:rPr>
-        <w:t>{{UF}}</w:t>
-      </w:r>
-      <w:r>
-        <w:rPr>
-          <w:lang w:val="en-BR"/>
-        </w:rPr>
-        <w:t>, para dirimir quaisquer dúvidas ou litígios decorrentes do presente contrato, renunciando as partes a qualquer outro, por mais privilegiado que seja.</w:t>
-      </w:r>
-    </w:p>
-    <w:p>
-      <w:pPr>
-        <w:spacing w:before="100" w:beforeAutospacing="1" w:after="100" w:afterAutospacing="1"/>
-        <w:rPr>
-          <w:lang w:val="en-BR"/>
-        </w:rPr>
-      </w:pPr>
-      <w:r>
-        <w:rPr>
-          <w:lang w:val="en-BR"/>
-        </w:rPr>
-        <w:t>E, por estarem justas e contratadas, firmam o presente instrumento.</w:t>
-      </w:r>
-    </w:p>
-    <w:p>
-      <w:pPr>
-        <w:spacing w:before="100" w:beforeAutospacing="1" w:after="100" w:afterAutospacing="1"/>
-        <w:rPr>
-          <w:lang w:val="en-BR"/>
-        </w:rPr>
-      </w:pPr>
-      <w:r>
-        <w:rPr>
-          <w:lang w:val="en-BR"/>
-        </w:rPr>
-        <w:t>{{cidade}}, {{dia}} de {{mes}} de {{anoContrato}}.</w:t>
-      </w:r>
-    </w:p>
-    <w:p>
-      <w:pPr>
-        <w:spacing w:before="100" w:beforeAutospacing="1" w:after="100" w:afterAutospacing="1"/>
+        <w:t>10 (dez)</w:t>
+      </w:r>
+      <w:r>
+        <w:rPr>
+          <w:lang w:val="en-BR"/>
+        </w:rPr>
+        <w:t xml:space="preserve"> de cada mês, salvo se houver </w:t>
+      </w:r>
+      <w:r>
         <w:rPr>
           <w:b/>
           <w:bCs/>
           <w:lang w:val="en-BR"/>
         </w:rPr>
-      </w:pPr>
+        <w:t>data de vencimento previamente acordada entre as partes e indicada no documento de cobrança emitido pela CONTRATADA</w:t>
+      </w:r>
+      <w:r>
+        <w:rPr>
+          <w:lang w:val="en-BR"/>
+        </w:rPr>
+        <w:t>.</w:t>
+      </w:r>
     </w:p>
     <w:p>
       <w:pPr>
@@ -2147,52 +1204,1549 @@
           <w:bCs/>
           <w:lang w:val="en-BR"/>
         </w:rPr>
-        <w:t>CONTRATANTE:</w:t>
-      </w:r>
-      <w:r>
-        <w:rPr>
-          <w:lang w:val="en-BR"/>
-        </w:rPr>
-        <w:t xml:space="preserve"> ___________________________________</w:t>
-      </w:r>
-    </w:p>
-    <w:p>
-      <w:pPr>
-        <w:spacing w:before="100" w:beforeAutospacing="1" w:after="100" w:afterAutospacing="1"/>
-        <w:rPr>
-          <w:lang w:val="en-BR"/>
-        </w:rPr>
-      </w:pPr>
-      <w:r>
-        <w:rPr>
-          <w:lang w:val="en-BR"/>
-        </w:rPr>
-        <w:t>{{nomeCompleto}} / {{cpfCnpj}}</w:t>
-      </w:r>
-    </w:p>
-    <w:p>
-      <w:pPr>
-        <w:spacing w:before="100" w:beforeAutospacing="1" w:after="100" w:afterAutospacing="1"/>
+        <w:t>4.11.</w:t>
+      </w:r>
+      <w:r>
+        <w:rPr>
+          <w:lang w:val="en-BR"/>
+        </w:rPr>
+        <w:t xml:space="preserve"> Quando houver data de vencimento previamente estabelecida entre as partes, esta prevalecerá para todos os efeitos contratuais.</w:t>
+      </w:r>
+    </w:p>
+    <w:p>
+      <w:pPr>
+        <w:spacing w:before="100" w:beforeAutospacing="1" w:after="100" w:afterAutospacing="1"/>
+        <w:rPr>
+          <w:lang w:val="en-BR"/>
+        </w:rPr>
+      </w:pPr>
+      <w:r>
         <w:rPr>
           <w:b/>
           <w:bCs/>
           <w:lang w:val="en-BR"/>
         </w:rPr>
-      </w:pPr>
-    </w:p>
-    <w:p>
-      <w:pPr>
-        <w:spacing w:before="100" w:beforeAutospacing="1" w:after="100" w:afterAutospacing="1"/>
-        <w:rPr>
-          <w:lang w:val="en-BR"/>
-        </w:rPr>
-      </w:pPr>
+        <w:t>4.12.</w:t>
+      </w:r>
+      <w:r>
+        <w:rPr>
+          <w:lang w:val="en-BR"/>
+        </w:rPr>
+        <w:t xml:space="preserve"> O CONTRATANTE disporá de </w:t>
+      </w:r>
       <w:r>
         <w:rPr>
           <w:b/>
           <w:bCs/>
           <w:lang w:val="en-BR"/>
         </w:rPr>
+        <w:t>prazo adicional máximo de 5 (cinco) dias corridos após a data de vencimento estabelecida para regularização do pagamento</w:t>
+      </w:r>
+      <w:r>
+        <w:rPr>
+          <w:lang w:val="en-BR"/>
+        </w:rPr>
+        <w:t>, após o qual incidirão automaticamente os encargos de mora previstos neste contrato.</w:t>
+      </w:r>
+    </w:p>
+    <w:p>
+      <w:pPr>
+        <w:spacing w:before="100" w:beforeAutospacing="1" w:after="100" w:afterAutospacing="1"/>
+        <w:outlineLvl w:val="0"/>
+        <w:rPr>
+          <w:b/>
+          <w:bCs/>
+          <w:kern w:val="36"/>
+          <w:lang w:val="en-BR"/>
+        </w:rPr>
+      </w:pPr>
+      <w:r>
+        <w:rPr>
+          <w:b/>
+          <w:bCs/>
+          <w:kern w:val="36"/>
+          <w:lang w:val="en-BR"/>
+        </w:rPr>
+        <w:t>ENCARGOS POR ATRASO</w:t>
+      </w:r>
+    </w:p>
+    <w:p>
+      <w:pPr>
+        <w:spacing w:before="100" w:beforeAutospacing="1" w:after="100" w:afterAutospacing="1"/>
+        <w:rPr>
+          <w:lang w:val="en-BR"/>
+        </w:rPr>
+      </w:pPr>
+      <w:r>
+        <w:rPr>
+          <w:b/>
+          <w:bCs/>
+          <w:lang w:val="en-BR"/>
+        </w:rPr>
+        <w:t>4.13.</w:t>
+      </w:r>
+      <w:r>
+        <w:rPr>
+          <w:lang w:val="en-BR"/>
+        </w:rPr>
+        <w:t xml:space="preserve"> O atraso no pagamento da Mensalidade sujeitará o CONTRATANTE, automaticamente e independentemente de aviso prévio, à incidência de:</w:t>
+      </w:r>
+    </w:p>
+    <w:p>
+      <w:pPr>
+        <w:spacing w:before="100" w:beforeAutospacing="1" w:after="100" w:afterAutospacing="1"/>
+        <w:rPr>
+          <w:lang w:val="en-BR"/>
+        </w:rPr>
+      </w:pPr>
+      <w:r>
+        <w:rPr>
+          <w:lang w:val="en-BR"/>
+        </w:rPr>
+        <w:t xml:space="preserve">a) multa moratória de </w:t>
+      </w:r>
+      <w:r>
+        <w:rPr>
+          <w:b/>
+          <w:bCs/>
+          <w:lang w:val="en-BR"/>
+        </w:rPr>
+        <w:t>2% (dois por cento)</w:t>
+      </w:r>
+      <w:r>
+        <w:rPr>
+          <w:lang w:val="en-BR"/>
+        </w:rPr>
+        <w:t xml:space="preserve"> sobre o valor em atraso;</w:t>
+      </w:r>
+    </w:p>
+    <w:p>
+      <w:pPr>
+        <w:spacing w:before="100" w:beforeAutospacing="1" w:after="100" w:afterAutospacing="1"/>
+        <w:rPr>
+          <w:lang w:val="en-BR"/>
+        </w:rPr>
+      </w:pPr>
+      <w:r>
+        <w:rPr>
+          <w:lang w:val="en-BR"/>
+        </w:rPr>
+        <w:t xml:space="preserve">b) juros de mora de </w:t>
+      </w:r>
+      <w:r>
+        <w:rPr>
+          <w:b/>
+          <w:bCs/>
+          <w:lang w:val="en-BR"/>
+        </w:rPr>
+        <w:t>1% (um por cento) ao mês</w:t>
+      </w:r>
+      <w:r>
+        <w:rPr>
+          <w:lang w:val="en-BR"/>
+        </w:rPr>
+        <w:t>, calculados pro rata die;</w:t>
+      </w:r>
+    </w:p>
+    <w:p>
+      <w:pPr>
+        <w:spacing w:before="100" w:beforeAutospacing="1" w:after="100" w:afterAutospacing="1"/>
+        <w:rPr>
+          <w:lang w:val="en-BR"/>
+        </w:rPr>
+      </w:pPr>
+      <w:r>
+        <w:rPr>
+          <w:lang w:val="en-BR"/>
+        </w:rPr>
+        <w:t xml:space="preserve">c) correção monetária pelo </w:t>
+      </w:r>
+      <w:r>
+        <w:rPr>
+          <w:b/>
+          <w:bCs/>
+          <w:lang w:val="en-BR"/>
+        </w:rPr>
+        <w:t>IPCA</w:t>
+      </w:r>
+      <w:r>
+        <w:rPr>
+          <w:lang w:val="en-BR"/>
+        </w:rPr>
+        <w:t>, ou índice oficial que venha a substituí-lo.</w:t>
+      </w:r>
+    </w:p>
+    <w:p>
+      <w:pPr>
+        <w:spacing w:before="100" w:beforeAutospacing="1" w:after="100" w:afterAutospacing="1"/>
+        <w:outlineLvl w:val="0"/>
+        <w:rPr>
+          <w:b/>
+          <w:bCs/>
+          <w:kern w:val="36"/>
+          <w:lang w:val="en-BR"/>
+        </w:rPr>
+      </w:pPr>
+      <w:r>
+        <w:rPr>
+          <w:b/>
+          <w:bCs/>
+          <w:kern w:val="36"/>
+          <w:lang w:val="en-BR"/>
+        </w:rPr>
+        <w:t>INADIMPLÊNCIA</w:t>
+      </w:r>
+    </w:p>
+    <w:p>
+      <w:pPr>
+        <w:spacing w:before="100" w:beforeAutospacing="1" w:after="100" w:afterAutospacing="1"/>
+        <w:rPr>
+          <w:lang w:val="en-BR"/>
+        </w:rPr>
+      </w:pPr>
+      <w:r>
+        <w:rPr>
+          <w:b/>
+          <w:bCs/>
+          <w:lang w:val="en-BR"/>
+        </w:rPr>
+        <w:t>4.14.</w:t>
+      </w:r>
+      <w:r>
+        <w:rPr>
+          <w:lang w:val="en-BR"/>
+        </w:rPr>
+        <w:t xml:space="preserve"> A inadimplência será caracterizada quando o pagamento permanecer em aberto por período superior a </w:t>
+      </w:r>
+      <w:r>
+        <w:rPr>
+          <w:b/>
+          <w:bCs/>
+          <w:lang w:val="en-BR"/>
+        </w:rPr>
+        <w:t>15 (quinze) dias corridos após o vencimento</w:t>
+      </w:r>
+      <w:r>
+        <w:rPr>
+          <w:lang w:val="en-BR"/>
+        </w:rPr>
+        <w:t>, constituindo infração contratual grave.</w:t>
+      </w:r>
+    </w:p>
+    <w:p>
+      <w:pPr>
+        <w:spacing w:before="100" w:beforeAutospacing="1" w:after="100" w:afterAutospacing="1"/>
+        <w:rPr>
+          <w:lang w:val="en-BR"/>
+        </w:rPr>
+      </w:pPr>
+      <w:r>
+        <w:rPr>
+          <w:b/>
+          <w:bCs/>
+          <w:lang w:val="en-BR"/>
+        </w:rPr>
+        <w:t>4.15.</w:t>
+      </w:r>
+      <w:r>
+        <w:rPr>
+          <w:lang w:val="en-BR"/>
+        </w:rPr>
+        <w:t xml:space="preserve"> Caracterizada a inadimplência, a CONTRATADA poderá, após </w:t>
+      </w:r>
+      <w:r>
+        <w:rPr>
+          <w:b/>
+          <w:bCs/>
+          <w:lang w:val="en-BR"/>
+        </w:rPr>
+        <w:t>notificação formal concedendo prazo adicional de 10 (dez) dias corridos para regularização</w:t>
+      </w:r>
+      <w:r>
+        <w:rPr>
+          <w:lang w:val="en-BR"/>
+        </w:rPr>
+        <w:t>, adotar, isolada ou cumu</w:t>
+      </w:r>
+      <w:r>
+        <w:rPr>
+          <w:lang w:val="en-BR"/>
+        </w:rPr>
+        <w:t>l</w:t>
+      </w:r>
+      <w:r>
+        <w:rPr>
+          <w:lang w:val="en-BR"/>
+        </w:rPr>
+        <w:t>ativamente, as seguintes medidas:</w:t>
+      </w:r>
+    </w:p>
+    <w:p>
+      <w:pPr>
+        <w:spacing w:before="100" w:beforeAutospacing="1" w:after="100" w:afterAutospacing="1"/>
+        <w:rPr>
+          <w:lang w:val="en-BR"/>
+        </w:rPr>
+      </w:pPr>
+      <w:r>
+        <w:rPr>
+          <w:lang w:val="en-BR"/>
+        </w:rPr>
+        <w:t>a) aplicar as penalidades previstas neste contrato;</w:t>
+      </w:r>
+    </w:p>
+    <w:p>
+      <w:pPr>
+        <w:spacing w:before="100" w:beforeAutospacing="1" w:after="100" w:afterAutospacing="1"/>
+        <w:rPr>
+          <w:lang w:val="en-BR"/>
+        </w:rPr>
+      </w:pPr>
+      <w:r>
+        <w:rPr>
+          <w:lang w:val="en-BR"/>
+        </w:rPr>
+        <w:t>b) suspender serviços não essenciais relacionados à operação, monitoramento ou suporte do sistema;</w:t>
+      </w:r>
+    </w:p>
+    <w:p>
+      <w:pPr>
+        <w:spacing w:before="100" w:beforeAutospacing="1" w:after="100" w:afterAutospacing="1"/>
+        <w:rPr>
+          <w:lang w:val="en-BR"/>
+        </w:rPr>
+      </w:pPr>
+      <w:r>
+        <w:rPr>
+          <w:lang w:val="en-BR"/>
+        </w:rPr>
+        <w:t xml:space="preserve">c) </w:t>
+      </w:r>
+      <w:r>
+        <w:rPr>
+          <w:b/>
+          <w:bCs/>
+          <w:lang w:val="en-BR"/>
+        </w:rPr>
+        <w:t>reter, bloquear, realocar ou redirecionar créditos de energia eventualmente existentes</w:t>
+      </w:r>
+      <w:r>
+        <w:rPr>
+          <w:lang w:val="en-BR"/>
+        </w:rPr>
+        <w:t>, até a regularização integral dos débitos;</w:t>
+      </w:r>
+    </w:p>
+    <w:p>
+      <w:pPr>
+        <w:spacing w:before="100" w:beforeAutospacing="1" w:after="100" w:afterAutospacing="1"/>
+        <w:rPr>
+          <w:lang w:val="en-BR"/>
+        </w:rPr>
+      </w:pPr>
+    </w:p>
+    <w:p>
+      <w:pPr>
+        <w:spacing w:before="100" w:beforeAutospacing="1" w:after="100" w:afterAutospacing="1"/>
+        <w:rPr>
+          <w:lang w:val="en-BR"/>
+        </w:rPr>
+      </w:pPr>
+      <w:r>
+        <w:rPr>
+          <w:lang w:val="en-BR"/>
+        </w:rPr>
+        <w:lastRenderedPageBreak/>
+        <w:t>d) rescindir o contrato nos termos das cláusulas de rescisão;</w:t>
+      </w:r>
+    </w:p>
+    <w:p>
+      <w:pPr>
+        <w:spacing w:before="100" w:beforeAutospacing="1" w:after="100" w:afterAutospacing="1"/>
+        <w:rPr>
+          <w:lang w:val="en-BR"/>
+        </w:rPr>
+      </w:pPr>
+      <w:r>
+        <w:rPr>
+          <w:lang w:val="en-BR"/>
+        </w:rPr>
+        <w:t xml:space="preserve">e) promover a </w:t>
+      </w:r>
+      <w:r>
+        <w:rPr>
+          <w:b/>
+          <w:bCs/>
+          <w:lang w:val="en-BR"/>
+        </w:rPr>
+        <w:t>cobrança judicial ou extrajudicial</w:t>
+      </w:r>
+      <w:r>
+        <w:rPr>
+          <w:lang w:val="en-BR"/>
+        </w:rPr>
+        <w:t xml:space="preserve"> dos valores devidos.</w:t>
+      </w:r>
+    </w:p>
+    <w:p>
+      <w:pPr>
+        <w:spacing w:before="100" w:beforeAutospacing="1" w:after="100" w:afterAutospacing="1"/>
+        <w:outlineLvl w:val="1"/>
+        <w:rPr>
+          <w:b/>
+          <w:bCs/>
+          <w:lang w:val="en-BR"/>
+        </w:rPr>
+      </w:pPr>
+      <w:r>
+        <w:rPr>
+          <w:b/>
+          <w:bCs/>
+          <w:lang w:val="en-BR"/>
+        </w:rPr>
+        <w:t>CLÁUSULA 5 – DA CONDIÇÃO DE APROVAÇÃO COM CORRESPONSÁVEL FINANCEIRO</w:t>
+      </w:r>
+    </w:p>
+    <w:p>
+      <w:pPr>
+        <w:spacing w:before="100" w:beforeAutospacing="1" w:after="100" w:afterAutospacing="1"/>
+        <w:outlineLvl w:val="1"/>
+        <w:rPr>
+          <w:lang w:val="en-BR"/>
+        </w:rPr>
+      </w:pPr>
+      <w:r>
+        <w:rPr>
+          <w:b/>
+          <w:bCs/>
+          <w:lang w:val="en-BR"/>
+        </w:rPr>
+        <w:t> </w:t>
+      </w:r>
+      <w:r>
+        <w:rPr>
+          <w:lang w:val="en-BR"/>
+        </w:rPr>
+        <w:t>5.1. A CONTRATADA poderá, a seu exclusivo critério de análise de risco e crédito, condicionar a aprovação, validade ou continuidade do presente contrato à indicação e aceitação de CORRESPONSÁVEL FINANCEIRO.</w:t>
+      </w:r>
+    </w:p>
+    <w:p>
+      <w:pPr>
+        <w:spacing w:before="100" w:beforeAutospacing="1" w:after="100" w:afterAutospacing="1"/>
+        <w:rPr>
+          <w:lang w:val="en-BR"/>
+        </w:rPr>
+      </w:pPr>
+      <w:r>
+        <w:rPr>
+          <w:lang w:val="en-BR"/>
+        </w:rPr>
+        <w:t>5.2. O CORRESPONSÁVEL FINANCEIRO assumirá responsabilidade solidária por todas as obrigações financeiras decorrentes deste contrato, incluindo, mas não se limitando, a mensalidades, encargos, multas, juros, penalidades e indenizações.</w:t>
+      </w:r>
+    </w:p>
+    <w:p>
+      <w:pPr>
+        <w:spacing w:before="100" w:beforeAutospacing="1" w:after="100" w:afterAutospacing="1"/>
+        <w:rPr>
+          <w:lang w:val="en-BR"/>
+        </w:rPr>
+      </w:pPr>
+      <w:r>
+        <w:rPr>
+          <w:lang w:val="en-BR"/>
+        </w:rPr>
+        <w:t xml:space="preserve">5.3. A corresponsabilidade financeira será formalizada por meio do </w:t>
+      </w:r>
+      <w:r>
+        <w:rPr>
+          <w:b/>
+          <w:bCs/>
+          <w:lang w:val="en-BR"/>
+        </w:rPr>
+        <w:t>ANEXO X – TERMO DE CORRESPONSABILIDADE FINANCEIRA</w:t>
+      </w:r>
+      <w:r>
+        <w:rPr>
+          <w:lang w:val="en-BR"/>
+        </w:rPr>
+        <w:t>, parte integrante e indissociável deste contrato.</w:t>
+      </w:r>
+    </w:p>
+    <w:p>
+      <w:pPr>
+        <w:spacing w:before="100" w:beforeAutospacing="1" w:after="100" w:afterAutospacing="1"/>
+        <w:rPr>
+          <w:lang w:val="en-BR"/>
+        </w:rPr>
+      </w:pPr>
+      <w:r>
+        <w:rPr>
+          <w:lang w:val="en-BR"/>
+        </w:rPr>
+        <w:t>5.4. A ausência, recusa, invalidação ou não assinatura do referido Anexo poderá impedir a aprovação do contrato ou ensejar sua suspensão ou rescisão, a critério exclusivo da CONTRATADA, sem que isso configure inadimplemento por parte da CONTRATADA.</w:t>
+      </w:r>
+    </w:p>
+    <w:p>
+      <w:pPr>
+        <w:spacing w:before="100" w:beforeAutospacing="1" w:after="100" w:afterAutospacing="1"/>
+        <w:outlineLvl w:val="1"/>
+        <w:rPr>
+          <w:b/>
+          <w:bCs/>
+          <w:lang w:val="en-BR"/>
+        </w:rPr>
+      </w:pPr>
+      <w:r>
+        <w:rPr>
+          <w:b/>
+          <w:bCs/>
+          <w:lang w:val="en-BR"/>
+        </w:rPr>
+        <w:t>CLÁUSULA 6 – DA VIGÊNCIA E INÍCIO DAS COBRANÇAS</w:t>
+      </w:r>
+    </w:p>
+    <w:p>
+      <w:pPr>
+        <w:spacing w:before="100" w:beforeAutospacing="1" w:after="100" w:afterAutospacing="1"/>
+        <w:rPr>
+          <w:lang w:val="en-BR"/>
+        </w:rPr>
+      </w:pPr>
+      <w:r>
+        <w:rPr>
+          <w:lang w:val="en-BR"/>
+        </w:rPr>
+        <w:t>6.1. O contrato terá vigência de {{prazoContratual}} meses, iniciando-se no primeiro ciclo completo de medição da distribuidora após a instalação e homologação do sistema.</w:t>
+      </w:r>
+    </w:p>
+    <w:p>
+      <w:pPr>
+        <w:spacing w:before="100" w:beforeAutospacing="1" w:after="100" w:afterAutospacing="1"/>
+        <w:rPr>
+          <w:lang w:val="en-BR"/>
+        </w:rPr>
+      </w:pPr>
+      <w:r>
+        <w:rPr>
+          <w:lang w:val="en-BR"/>
+        </w:rPr>
+        <w:t>6.2. Caso haja atraso na homologação por culpa do CONTRATANTE, a CONTRATADA poderá iniciar as cobranças após 30 dias da instalação.</w:t>
+      </w:r>
+    </w:p>
+    <w:p>
+      <w:pPr>
+        <w:spacing w:before="100" w:beforeAutospacing="1" w:after="100" w:afterAutospacing="1"/>
+        <w:rPr>
+          <w:lang w:val="en-BR"/>
+        </w:rPr>
+      </w:pPr>
+      <w:r>
+        <w:rPr>
+          <w:lang w:val="en-BR"/>
+        </w:rPr>
+        <w:t>6.3. O presente contrato passa a produzir efeitos plenos a partir de sua assinatura pelas partes, momento em que se considera iniciado para todos os fins, inclusive para caracterização de obrigações, responsabilidades e eventuais consequências decorrentes de rescisão imotivada.</w:t>
+      </w:r>
+    </w:p>
+    <w:p>
+      <w:pPr>
+        <w:spacing w:before="100" w:beforeAutospacing="1" w:after="100" w:afterAutospacing="1"/>
+        <w:outlineLvl w:val="1"/>
+        <w:rPr>
+          <w:b/>
+          <w:bCs/>
+          <w:lang w:val="en-BR"/>
+        </w:rPr>
+      </w:pPr>
+      <w:r>
+        <w:rPr>
+          <w:b/>
+          <w:bCs/>
+          <w:lang w:val="en-BR"/>
+        </w:rPr>
+        <w:t>CLAUSULA 7 – DAS OBRIGAÇÕES DA CONTRATADA</w:t>
+      </w:r>
+    </w:p>
+    <w:p>
+      <w:pPr>
+        <w:spacing w:before="100" w:beforeAutospacing="1" w:after="100" w:afterAutospacing="1"/>
+        <w:rPr>
+          <w:lang w:val="en-BR"/>
+        </w:rPr>
+      </w:pPr>
+      <w:r>
+        <w:rPr>
+          <w:lang w:val="en-BR"/>
+        </w:rPr>
+        <w:t>7.1. São responsabilidades da CONTRATADA:</w:t>
+      </w:r>
+    </w:p>
+    <w:p>
+      <w:pPr>
+        <w:spacing w:before="100" w:beforeAutospacing="1" w:after="100" w:afterAutospacing="1"/>
+        <w:rPr>
+          <w:lang w:val="en-BR"/>
+        </w:rPr>
+      </w:pPr>
+      <w:r>
+        <w:rPr>
+          <w:lang w:val="en-BR"/>
+        </w:rPr>
+        <w:t>a) projeto, instalação e homologação do Sistema;</w:t>
+      </w:r>
+    </w:p>
+    <w:p>
+      <w:pPr>
+        <w:spacing w:before="100" w:beforeAutospacing="1" w:after="100" w:afterAutospacing="1"/>
+        <w:rPr>
+          <w:lang w:val="en-BR"/>
+        </w:rPr>
+      </w:pPr>
+      <w:r>
+        <w:rPr>
+          <w:lang w:val="en-BR"/>
+        </w:rPr>
+        <w:t>b) monitoramento remoto;</w:t>
+      </w:r>
+    </w:p>
+    <w:p>
+      <w:pPr>
+        <w:spacing w:before="100" w:beforeAutospacing="1" w:after="100" w:afterAutospacing="1"/>
+        <w:rPr>
+          <w:lang w:val="en-BR"/>
+        </w:rPr>
+      </w:pPr>
+      <w:r>
+        <w:rPr>
+          <w:lang w:val="en-BR"/>
+        </w:rPr>
+        <w:t>c) manutenção corretiva;</w:t>
+      </w:r>
+    </w:p>
+    <w:p>
+      <w:pPr>
+        <w:spacing w:before="100" w:beforeAutospacing="1" w:after="100" w:afterAutospacing="1"/>
+        <w:rPr>
+          <w:lang w:val="en-BR"/>
+        </w:rPr>
+      </w:pPr>
+      <w:r>
+        <w:rPr>
+          <w:lang w:val="en-BR"/>
+        </w:rPr>
+        <w:lastRenderedPageBreak/>
+        <w:t>d) seguro contra sinistros e danos;</w:t>
+      </w:r>
+    </w:p>
+    <w:p>
+      <w:pPr>
+        <w:spacing w:before="100" w:beforeAutospacing="1" w:after="100" w:afterAutospacing="1"/>
+        <w:rPr>
+          <w:lang w:val="en-BR"/>
+        </w:rPr>
+      </w:pPr>
+      <w:r>
+        <w:rPr>
+          <w:lang w:val="en-BR"/>
+        </w:rPr>
+        <w:t>e) suporte ao CONTRATANTE durante a vigência.</w:t>
+      </w:r>
+    </w:p>
+    <w:p>
+      <w:pPr>
+        <w:spacing w:before="100" w:beforeAutospacing="1" w:after="100" w:afterAutospacing="1"/>
+        <w:outlineLvl w:val="1"/>
+        <w:rPr>
+          <w:b/>
+          <w:bCs/>
+          <w:lang w:val="en-BR"/>
+        </w:rPr>
+      </w:pPr>
+      <w:r>
+        <w:rPr>
+          <w:b/>
+          <w:bCs/>
+          <w:lang w:val="en-BR"/>
+        </w:rPr>
+        <w:t>CLÁUSULA 8 – DAS OBRIGAÇÕES DO CONTRATANTE</w:t>
+      </w:r>
+    </w:p>
+    <w:p>
+      <w:pPr>
+        <w:spacing w:before="100" w:beforeAutospacing="1" w:after="100" w:afterAutospacing="1"/>
+        <w:rPr>
+          <w:lang w:val="en-BR"/>
+        </w:rPr>
+      </w:pPr>
+      <w:r>
+        <w:rPr>
+          <w:lang w:val="en-BR"/>
+        </w:rPr>
+        <w:t>8.1. São obrigações do CONTRATANTE:</w:t>
+      </w:r>
+    </w:p>
+    <w:p>
+      <w:pPr>
+        <w:spacing w:before="100" w:beforeAutospacing="1" w:after="100" w:afterAutospacing="1"/>
+        <w:rPr>
+          <w:lang w:val="en-BR"/>
+        </w:rPr>
+      </w:pPr>
+      <w:r>
+        <w:rPr>
+          <w:lang w:val="en-BR"/>
+        </w:rPr>
+        <w:t>a) manter o imóvel regular e com titularidade em dia junto à distribuidora;</w:t>
+      </w:r>
+    </w:p>
+    <w:p>
+      <w:pPr>
+        <w:spacing w:before="100" w:beforeAutospacing="1" w:after="100" w:afterAutospacing="1"/>
+        <w:rPr>
+          <w:lang w:val="en-BR"/>
+        </w:rPr>
+      </w:pPr>
+      <w:r>
+        <w:rPr>
+          <w:lang w:val="en-BR"/>
+        </w:rPr>
+        <w:t>b) permitir acesso ao Sistema;</w:t>
+      </w:r>
+    </w:p>
+    <w:p>
+      <w:pPr>
+        <w:spacing w:before="100" w:beforeAutospacing="1" w:after="100" w:afterAutospacing="1"/>
+        <w:rPr>
+          <w:lang w:val="en-BR"/>
+        </w:rPr>
+      </w:pPr>
+      <w:r>
+        <w:rPr>
+          <w:lang w:val="en-BR"/>
+        </w:rPr>
+        <w:t>c) manter conexão Wi-Fi estável para monitoramento;</w:t>
+      </w:r>
+    </w:p>
+    <w:p>
+      <w:pPr>
+        <w:spacing w:before="100" w:beforeAutospacing="1" w:after="100" w:afterAutospacing="1"/>
+        <w:rPr>
+          <w:lang w:val="en-BR"/>
+        </w:rPr>
+      </w:pPr>
+      <w:r>
+        <w:rPr>
+          <w:lang w:val="en-BR"/>
+        </w:rPr>
+        <w:t>d) não realizar obras que prejudiquem o sistema;</w:t>
+      </w:r>
+    </w:p>
+    <w:p>
+      <w:pPr>
+        <w:spacing w:before="100" w:beforeAutospacing="1" w:after="100" w:afterAutospacing="1"/>
+        <w:rPr>
+          <w:lang w:val="en-BR"/>
+        </w:rPr>
+      </w:pPr>
+      <w:r>
+        <w:rPr>
+          <w:lang w:val="en-BR"/>
+        </w:rPr>
+        <w:t>e) comunicar falhas imediatamente.</w:t>
+      </w:r>
+    </w:p>
+    <w:p>
+      <w:pPr>
+        <w:spacing w:before="100" w:beforeAutospacing="1" w:after="100" w:afterAutospacing="1"/>
+        <w:rPr>
+          <w:lang w:val="en-BR"/>
+        </w:rPr>
+      </w:pPr>
+    </w:p>
+    <w:p>
+      <w:pPr>
+        <w:spacing w:before="100" w:beforeAutospacing="1" w:after="100" w:afterAutospacing="1"/>
+        <w:rPr>
+          <w:lang w:val="en-BR"/>
+        </w:rPr>
+      </w:pPr>
+      <w:r>
+        <w:rPr>
+          <w:lang w:val="en-BR"/>
+        </w:rPr>
+        <w:t>8.2. O CONTRATANTE reconhece que, embora a CONTRATADA e seus técnicos adotem os mais elevados padrões de cuidado, segurança e zelo durante a instalação do sistema fotovoltaico, o processo pode envolver o deslocamento de telhas ou intervenções sobre coberturas existentes, o que representa risco especialmente em estruturas frágeis, antigas ou previamente danificadas.</w:t>
+      </w:r>
+    </w:p>
+    <w:p>
+      <w:pPr>
+        <w:spacing w:before="100" w:beforeAutospacing="1" w:after="100" w:afterAutospacing="1"/>
+        <w:rPr>
+          <w:lang w:val="en-BR"/>
+        </w:rPr>
+      </w:pPr>
+      <w:r>
+        <w:rPr>
+          <w:lang w:val="en-BR"/>
+        </w:rPr>
+        <w:t>8.2.1. É de responsabilidade exclusiva do CONTRATANTE assegurar que o telhado, estrutura de cobertura ou superfície onde será instalado o sistema esteja em boas condições de integridade, suportando carga adicional e acesso seguro por parte da equipe técnica.</w:t>
+      </w:r>
+    </w:p>
+    <w:p>
+      <w:pPr>
+        <w:spacing w:before="100" w:beforeAutospacing="1" w:after="100" w:afterAutospacing="1"/>
+        <w:rPr>
+          <w:lang w:val="en-BR"/>
+        </w:rPr>
+      </w:pPr>
+      <w:r>
+        <w:rPr>
+          <w:lang w:val="en-BR"/>
+        </w:rPr>
+        <w:t>8.2.2. Caso, durante a instalação, venham a ocorrer quebras, rachaduras ou deslocamentos de telhas ou partes da cobertura, em decorrência de sua fragilidade ou desgaste pré-existente, o CONTRATANTE será o responsável por sua substituição, sem que isso configure obrigação de reparo ou compensação por parte da CONTRATADA.</w:t>
+      </w:r>
+    </w:p>
+    <w:p>
+      <w:pPr>
+        <w:spacing w:before="100" w:beforeAutospacing="1" w:after="100" w:afterAutospacing="1"/>
+        <w:rPr>
+          <w:lang w:val="en-BR"/>
+        </w:rPr>
+      </w:pPr>
+      <w:r>
+        <w:rPr>
+          <w:lang w:val="en-BR"/>
+        </w:rPr>
+        <w:t>8.2.3. Caso seja identificada condição estrutural crítica que comprometa a segurança da instalação, a CONTRATADA poderá suspender os trabalhos até que as adequações sejam providenciadas pelo CONTRATANTE.</w:t>
+      </w:r>
+    </w:p>
+    <w:p>
+      <w:pPr>
+        <w:spacing w:before="100" w:beforeAutospacing="1" w:after="100" w:afterAutospacing="1"/>
+        <w:rPr>
+          <w:lang w:val="en-BR"/>
+        </w:rPr>
+      </w:pPr>
+      <w:r>
+        <w:rPr>
+          <w:lang w:val="en-BR"/>
+        </w:rPr>
+        <w:t>8.2.4. A CONTRATADA não realiza, não está obrigada a realizar e não se responsabiliza por avaliação estrutural, cálculo de carga, análise de resistência mecânica ou emissão de laudo técnico do telhado, cobertura ou de qualquer estrutura do imóvel onde será instalado o Sistema.</w:t>
+      </w:r>
+    </w:p>
+    <w:p>
+      <w:pPr>
+        <w:spacing w:before="100" w:beforeAutospacing="1" w:after="100" w:afterAutospacing="1"/>
+        <w:rPr>
+          <w:lang w:val="en-BR"/>
+        </w:rPr>
+      </w:pPr>
+      <w:r>
+        <w:rPr>
+          <w:lang w:val="en-BR"/>
+        </w:rPr>
+        <w:lastRenderedPageBreak/>
+        <w:t>8.2.5. A eventual vistoria técnica realizada pela CONTRATADA possui caráter exclusivamente operacional, destinada à verificação de viabilidade de instalação do Sistema, não substituindo, em nenhuma hipótese, laudo estrutural emitido por profissional legalmente habilitado, cuja contratação é de inteira e exclusiva responsabilidade do CONTRATANTE.</w:t>
+      </w:r>
+    </w:p>
+    <w:p>
+      <w:pPr>
+        <w:spacing w:before="100" w:beforeAutospacing="1" w:after="100" w:afterAutospacing="1"/>
+        <w:outlineLvl w:val="2"/>
+        <w:rPr>
+          <w:b/>
+          <w:bCs/>
+          <w:lang w:val="en-BR"/>
+        </w:rPr>
+      </w:pPr>
+      <w:r>
+        <w:rPr>
+          <w:b/>
+          <w:bCs/>
+          <w:lang w:val="en-BR"/>
+        </w:rPr>
+        <w:t>CLÁUSULA 8-A – DA GUARDA PROVISÓRIA DO SISTEMA ANTES DA INSTALAÇÃO</w:t>
+      </w:r>
+    </w:p>
+    <w:p>
+      <w:pPr>
+        <w:spacing w:before="100" w:beforeAutospacing="1" w:after="100" w:afterAutospacing="1"/>
+        <w:rPr>
+          <w:lang w:val="en-BR"/>
+        </w:rPr>
+      </w:pPr>
+      <w:r>
+        <w:rPr>
+          <w:lang w:val="en-BR"/>
+        </w:rPr>
+        <w:t>8-A.1. Caso, por necessidade logística, operacional ou estratégica, os equipamentos que compõem o Sistema sejam entregues no imóvel do CONTRATANTE antes da efetiva instalação, considera-se que, a partir da entrega física e assinatura do comprovante de recebimento, ocorre a transferência provisória da guarda do bem ao CONTRATANTE, sem transferência de propriedade.</w:t>
+      </w:r>
+    </w:p>
+    <w:p>
+      <w:pPr>
+        <w:spacing w:before="100" w:beforeAutospacing="1" w:after="100" w:afterAutospacing="1"/>
+        <w:rPr>
+          <w:lang w:val="en-BR"/>
+        </w:rPr>
+      </w:pPr>
+      <w:r>
+        <w:rPr>
+          <w:lang w:val="en-BR"/>
+        </w:rPr>
+        <w:t>8-A.2. Durante o período compreendido entre a entrega e a instalação, o CONTRATANTE compromete-se a:</w:t>
+      </w:r>
+    </w:p>
+    <w:p>
+      <w:pPr>
+        <w:spacing w:before="100" w:beforeAutospacing="1" w:after="100" w:afterAutospacing="1"/>
+        <w:rPr>
+          <w:lang w:val="en-BR"/>
+        </w:rPr>
+      </w:pPr>
+      <w:r>
+        <w:rPr>
+          <w:lang w:val="en-BR"/>
+        </w:rPr>
+        <w:t>a) armazenar os equipamentos em local coberto, seco e protegido contra intempéries;</w:t>
+      </w:r>
+    </w:p>
+    <w:p>
+      <w:pPr>
+        <w:spacing w:before="100" w:beforeAutospacing="1" w:after="100" w:afterAutospacing="1"/>
+        <w:rPr>
+          <w:lang w:val="en-BR"/>
+        </w:rPr>
+      </w:pPr>
+      <w:r>
+        <w:rPr>
+          <w:lang w:val="en-BR"/>
+        </w:rPr>
+        <w:t>b) adotar medidas razoáveis de segurança para evitar furto, extravio ou danos;</w:t>
+      </w:r>
+    </w:p>
+    <w:p>
+      <w:pPr>
+        <w:spacing w:before="100" w:beforeAutospacing="1" w:after="100" w:afterAutospacing="1"/>
+        <w:rPr>
+          <w:lang w:val="en-BR"/>
+        </w:rPr>
+      </w:pPr>
+      <w:r>
+        <w:rPr>
+          <w:lang w:val="en-BR"/>
+        </w:rPr>
+        <w:t>c) não manusear, abrir embalagens técnicas ou permitir intervenção de terceiros não autorizados.</w:t>
+      </w:r>
+    </w:p>
+    <w:p>
+      <w:pPr>
+        <w:spacing w:before="100" w:beforeAutospacing="1" w:after="100" w:afterAutospacing="1"/>
+        <w:rPr>
+          <w:lang w:val="en-BR"/>
+        </w:rPr>
+      </w:pPr>
+      <w:r>
+        <w:rPr>
+          <w:lang w:val="en-BR"/>
+        </w:rPr>
+        <w:t>8-A.3. O CONTRATANTE responderá por danos, perdas, extravios ou deteriorações decorrentes de culpa, negligência, imprudência ou má conservação durante o período de guarda provisória.</w:t>
+      </w:r>
+    </w:p>
+    <w:p>
+      <w:pPr>
+        <w:spacing w:before="100" w:beforeAutospacing="1" w:after="100" w:afterAutospacing="1"/>
+        <w:rPr>
+          <w:lang w:val="en-BR"/>
+        </w:rPr>
+      </w:pPr>
+      <w:r>
+        <w:rPr>
+          <w:lang w:val="en-BR"/>
+        </w:rPr>
+        <w:t>8-A.4. Não será imputada responsabilidade ao CONTRATANTE quando o dano decorrer de caso fortuito externo ou força maior devidamente comprovados, nos termos do artigo 393 do Código Civil.</w:t>
+      </w:r>
+    </w:p>
+    <w:p>
+      <w:pPr>
+        <w:spacing w:before="100" w:beforeAutospacing="1" w:after="100" w:afterAutospacing="1"/>
+        <w:rPr>
+          <w:lang w:val="en-BR"/>
+        </w:rPr>
+      </w:pPr>
+      <w:r>
+        <w:rPr>
+          <w:lang w:val="en-BR"/>
+        </w:rPr>
+        <w:t>8-A.5. Eventual sinistro ocorrido durante o período de guarda provisória poderá ensejar a cobrança dos custos de reposição dos equipamentos danificados, sem prejuízo das demais obrigações contratuais.</w:t>
+      </w:r>
+    </w:p>
+    <w:p>
+      <w:pPr>
+        <w:spacing w:before="100" w:beforeAutospacing="1" w:after="100" w:afterAutospacing="1"/>
+        <w:outlineLvl w:val="1"/>
+        <w:rPr>
+          <w:b/>
+          <w:bCs/>
+          <w:lang w:val="en-BR"/>
+        </w:rPr>
+      </w:pPr>
+      <w:r>
+        <w:rPr>
+          <w:b/>
+          <w:bCs/>
+          <w:lang w:val="en-BR"/>
+        </w:rPr>
+        <w:t>CLÁUSULA 9 – DO DESEMPENHO E DA OBRIGAÇÃO DE MEIO</w:t>
+      </w:r>
+    </w:p>
+    <w:p>
+      <w:pPr>
+        <w:spacing w:before="100" w:beforeAutospacing="1" w:after="100" w:afterAutospacing="1"/>
+        <w:rPr>
+          <w:lang w:val="en-BR"/>
+        </w:rPr>
+      </w:pPr>
+      <w:r>
+        <w:rPr>
+          <w:lang w:val="en-BR"/>
+        </w:rPr>
+        <w:t>9.1. A CONTRATADA possui obrigação de meio, e não de resultado.</w:t>
+      </w:r>
+    </w:p>
+    <w:p>
+      <w:pPr>
+        <w:spacing w:before="100" w:beforeAutospacing="1" w:after="100" w:afterAutospacing="1"/>
+        <w:rPr>
+          <w:lang w:val="en-BR"/>
+        </w:rPr>
+      </w:pPr>
+      <w:r>
+        <w:rPr>
+          <w:lang w:val="en-BR"/>
+        </w:rPr>
+        <w:t>9.2. A CONTRATADA não se responsabiliza por redução de geração causada por:</w:t>
+      </w:r>
+    </w:p>
+    <w:p>
+      <w:pPr>
+        <w:spacing w:before="100" w:beforeAutospacing="1" w:after="100" w:afterAutospacing="1"/>
+        <w:rPr>
+          <w:lang w:val="en-BR"/>
+        </w:rPr>
+      </w:pPr>
+      <w:r>
+        <w:rPr>
+          <w:lang w:val="en-BR"/>
+        </w:rPr>
+        <w:t>a) sombreamento, clima ou obras no imóvel;</w:t>
+      </w:r>
+    </w:p>
+    <w:p>
+      <w:pPr>
+        <w:spacing w:before="100" w:beforeAutospacing="1" w:after="100" w:afterAutospacing="1"/>
+        <w:rPr>
+          <w:lang w:val="en-BR"/>
+        </w:rPr>
+      </w:pPr>
+      <w:r>
+        <w:rPr>
+          <w:lang w:val="en-BR"/>
+        </w:rPr>
+        <w:t>b) falta de limpeza dos módulos;</w:t>
+      </w:r>
+    </w:p>
+    <w:p>
+      <w:pPr>
+        <w:spacing w:before="100" w:beforeAutospacing="1" w:after="100" w:afterAutospacing="1"/>
+        <w:rPr>
+          <w:lang w:val="en-BR"/>
+        </w:rPr>
+      </w:pPr>
+      <w:r>
+        <w:rPr>
+          <w:lang w:val="en-BR"/>
+        </w:rPr>
+        <w:lastRenderedPageBreak/>
+        <w:t>c) falhas na rede da distribuidora;</w:t>
+      </w:r>
+    </w:p>
+    <w:p>
+      <w:pPr>
+        <w:spacing w:before="100" w:beforeAutospacing="1" w:after="100" w:afterAutospacing="1"/>
+        <w:rPr>
+          <w:lang w:val="en-BR"/>
+        </w:rPr>
+      </w:pPr>
+      <w:r>
+        <w:rPr>
+          <w:lang w:val="en-BR"/>
+        </w:rPr>
+        <w:t>d) desconexão da internet.</w:t>
+      </w:r>
+    </w:p>
+    <w:p>
+      <w:pPr>
+        <w:spacing w:before="100" w:beforeAutospacing="1" w:after="100" w:afterAutospacing="1"/>
+        <w:rPr>
+          <w:lang w:val="en-BR"/>
+        </w:rPr>
+      </w:pPr>
+      <w:r>
+        <w:rPr>
+          <w:lang w:val="en-BR"/>
+        </w:rPr>
+        <w:t>9.3. Em caso de limitação técnica permanente, o valor do Kc poderá ser ajustado, sem caracterizar inadimplemento.</w:t>
+      </w:r>
+    </w:p>
+    <w:p>
+      <w:pPr>
+        <w:spacing w:before="100" w:beforeAutospacing="1" w:after="100" w:afterAutospacing="1"/>
+        <w:outlineLvl w:val="1"/>
+        <w:rPr>
+          <w:b/>
+          <w:bCs/>
+          <w:lang w:val="en-BR"/>
+        </w:rPr>
+      </w:pPr>
+      <w:r>
+        <w:rPr>
+          <w:b/>
+          <w:bCs/>
+          <w:lang w:val="en-BR"/>
+        </w:rPr>
+        <w:t>CLÁUSULA 10 – DOS ENCARGOS JUNTO À DISTRIBUIDORA</w:t>
+      </w:r>
+    </w:p>
+    <w:p>
+      <w:pPr>
+        <w:spacing w:before="100" w:beforeAutospacing="1" w:after="100" w:afterAutospacing="1"/>
+        <w:rPr>
+          <w:lang w:val="en-BR"/>
+        </w:rPr>
+      </w:pPr>
+      <w:r>
+        <w:rPr>
+          <w:lang w:val="en-BR"/>
+        </w:rPr>
+        <w:t xml:space="preserve">10.1. </w:t>
+      </w:r>
+      <w:r>
+        <w:rPr>
+          <w:lang w:val="en-BR"/>
+        </w:rPr>
+        <w:t>Permanecem de responsabilidade exclusiva do CONTRATANTE, perante a distribuidora de energia elétrica e os órgãos competentes, os encargos, tarifas, tributos, contribuições, bandeiras tarifárias, refaturamentos, multas e demais valores cobrados diretamente em sua fatura de energia elétrica, não se confundindo tais obrigações com a metodologia de cálculo da mensalidade devida à CONTRATADA, prevista na Cláusula 4 e no Anexo III deste contrato</w:t>
+      </w:r>
+      <w:r>
+        <w:rPr>
+          <w:lang w:val="en-BR"/>
+        </w:rPr>
+        <w:t>.</w:t>
+      </w:r>
+    </w:p>
+    <w:p>
+      <w:pPr>
+        <w:spacing w:before="100" w:beforeAutospacing="1" w:after="100" w:afterAutospacing="1"/>
+        <w:outlineLvl w:val="1"/>
+        <w:rPr>
+          <w:b/>
+          <w:bCs/>
+          <w:lang w:val="en-BR"/>
+        </w:rPr>
+      </w:pPr>
+      <w:r>
+        <w:rPr>
+          <w:b/>
+          <w:bCs/>
+          <w:lang w:val="en-BR"/>
+        </w:rPr>
+        <w:t>CLÁUSULA 11 – DOS CRÉDITOS EM CASO DE INADIMPLÊNCIA</w:t>
+      </w:r>
+    </w:p>
+    <w:p>
+      <w:pPr>
+        <w:spacing w:before="100" w:beforeAutospacing="1" w:after="100" w:afterAutospacing="1"/>
+        <w:rPr>
+          <w:lang w:val="en-BR"/>
+        </w:rPr>
+      </w:pPr>
+      <w:r>
+        <w:rPr>
+          <w:lang w:val="en-BR"/>
+        </w:rPr>
+        <w:t>11.1. Estando adimplente, o CONTRATANTE usufruirá integralmente dos créditos de energia.</w:t>
+      </w:r>
+    </w:p>
+    <w:p>
+      <w:pPr>
+        <w:spacing w:before="100" w:beforeAutospacing="1" w:after="100" w:afterAutospacing="1"/>
+        <w:rPr>
+          <w:lang w:val="en-BR"/>
+        </w:rPr>
+      </w:pPr>
+      <w:r>
+        <w:rPr>
+          <w:lang w:val="en-BR"/>
+        </w:rPr>
+        <w:t>11.2. Em caso de inadimplência, os créditos passam a ser de uso exclusivo da CONTRATADA, que poderá:</w:t>
+      </w:r>
+    </w:p>
+    <w:p>
+      <w:pPr>
+        <w:spacing w:before="100" w:beforeAutospacing="1" w:after="100" w:afterAutospacing="1"/>
+        <w:rPr>
+          <w:lang w:val="en-BR"/>
+        </w:rPr>
+      </w:pPr>
+      <w:r>
+        <w:rPr>
+          <w:lang w:val="en-BR"/>
+        </w:rPr>
+        <w:t>a) redirecioná-los a outras UCs;</w:t>
+      </w:r>
+    </w:p>
+    <w:p>
+      <w:pPr>
+        <w:spacing w:before="100" w:beforeAutospacing="1" w:after="100" w:afterAutospacing="1"/>
+        <w:rPr>
+          <w:lang w:val="en-BR"/>
+        </w:rPr>
+      </w:pPr>
+      <w:r>
+        <w:rPr>
+          <w:lang w:val="en-BR"/>
+        </w:rPr>
+        <w:t>b) retê-los;</w:t>
+      </w:r>
+    </w:p>
+    <w:p>
+      <w:pPr>
+        <w:spacing w:before="100" w:beforeAutospacing="1" w:after="100" w:afterAutospacing="1"/>
+        <w:rPr>
+          <w:lang w:val="en-BR"/>
+        </w:rPr>
+      </w:pPr>
+      <w:r>
+        <w:rPr>
+          <w:lang w:val="en-BR"/>
+        </w:rPr>
+        <w:t>c) redistribuí-los.</w:t>
+      </w:r>
+    </w:p>
+    <w:p>
+      <w:pPr>
+        <w:spacing w:before="100" w:beforeAutospacing="1" w:after="100" w:afterAutospacing="1"/>
+        <w:rPr>
+          <w:lang w:val="en-BR"/>
+        </w:rPr>
+      </w:pPr>
+      <w:r>
+        <w:rPr>
+          <w:lang w:val="en-BR"/>
+        </w:rPr>
+        <w:t>11.3. Não há direito à compensação retroativa dos créditos usados pela CONTRATADA.</w:t>
+      </w:r>
+    </w:p>
+    <w:p>
+      <w:pPr>
+        <w:spacing w:before="100" w:beforeAutospacing="1" w:after="100" w:afterAutospacing="1"/>
+        <w:outlineLvl w:val="1"/>
+        <w:rPr>
+          <w:b/>
+          <w:bCs/>
+          <w:lang w:val="en-BR"/>
+        </w:rPr>
+      </w:pPr>
+      <w:r>
+        <w:rPr>
+          <w:b/>
+          <w:bCs/>
+          <w:lang w:val="en-BR"/>
+        </w:rPr>
+        <w:t>CLÁUSULA 12 – DA RESCISÃO E MULTA</w:t>
+      </w:r>
+    </w:p>
+    <w:p>
+      <w:pPr>
+        <w:spacing w:before="100" w:beforeAutospacing="1" w:after="100" w:afterAutospacing="1"/>
+        <w:rPr>
+          <w:lang w:val="en-BR"/>
+        </w:rPr>
+      </w:pPr>
+      <w:r>
+        <w:rPr>
+          <w:lang w:val="en-BR"/>
+        </w:rPr>
+        <w:t>12.1. A rescisão poderá ocorrer por inadimplemento, comum acordo ou pedido motivado.</w:t>
+      </w:r>
+    </w:p>
+    <w:p>
+      <w:pPr>
+        <w:spacing w:before="100" w:beforeAutospacing="1" w:after="100" w:afterAutospacing="1"/>
+        <w:rPr>
+          <w:lang w:val="en-BR"/>
+        </w:rPr>
+      </w:pPr>
+      <w:r>
+        <w:rPr>
+          <w:lang w:val="en-BR"/>
+        </w:rPr>
+        <w:t>12.2. A rescisão imotivada por parte do CONTRATANTE implicará multa de 30% sobre o valor total das parcelas vincendas, com base no valor vigente do kWh da concessionária.</w:t>
+      </w:r>
+    </w:p>
+    <w:p>
+      <w:pPr>
+        <w:spacing w:before="100" w:beforeAutospacing="1" w:after="100" w:afterAutospacing="1"/>
+        <w:rPr>
+          <w:lang w:val="en-BR"/>
+        </w:rPr>
+      </w:pPr>
+      <w:r>
+        <w:rPr>
+          <w:lang w:val="en-BR"/>
+        </w:rPr>
+        <w:t>12.3. A multa não será inferior ao Valor de Exercício de Compra (VEC), conforme Anexo II.</w:t>
+      </w:r>
+    </w:p>
+    <w:p>
+      <w:pPr>
+        <w:spacing w:before="100" w:beforeAutospacing="1" w:after="100" w:afterAutospacing="1"/>
+        <w:rPr>
+          <w:lang w:val="en-BR"/>
+        </w:rPr>
+      </w:pPr>
+      <w:r>
+        <w:rPr>
+          <w:lang w:val="en-BR"/>
+        </w:rPr>
+        <w:t>12.4. Após 6 meses, o CONTRATANTE poderá adquirir o sistema pelo VEC, sem configuração de rescisão.</w:t>
+      </w:r>
+    </w:p>
+    <w:p>
+      <w:pPr>
+        <w:rPr>
+          <w:color w:val="0E0E0E"/>
+        </w:rPr>
+      </w:pPr>
+      <w:r>
+        <w:rPr>
+          <w:lang w:val="en-BR"/>
+        </w:rPr>
+        <w:lastRenderedPageBreak/>
+        <w:t xml:space="preserve">12.5. </w:t>
+      </w:r>
+      <w:r>
+        <w:rPr>
+          <w:color w:val="0E0E0E"/>
+        </w:rPr>
+        <w:t>Em caso de rescisão contratual, a CONTRATADA fica autorizada a promover a remoção do Sistema, observado o disposto neste contrato e os limites legais aplicáveis, mediante prévia comunicação ao CONTRATANTE, podendo, se necessário, adotar as medidas judiciais ou extrajudiciais cabíveis para assegurar o acesso ao imóvel e a retirada do Sistema, sempre preservando a integridade do imóvel e dos bens nele existentes.</w:t>
+      </w:r>
+    </w:p>
+    <w:p>
+      <w:pPr>
+        <w:spacing w:before="100" w:beforeAutospacing="1" w:after="100" w:afterAutospacing="1"/>
+        <w:rPr>
+          <w:lang w:val="en-BR"/>
+        </w:rPr>
+      </w:pPr>
+      <w:r>
+        <w:rPr>
+          <w:lang w:val="en-BR"/>
+        </w:rPr>
+        <w:t>12.6. A negativa de acesso ensejará responsabilidade civil e criminal, e obrigação de indenizar.</w:t>
+      </w:r>
+    </w:p>
+    <w:p>
+      <w:pPr>
+        <w:spacing w:before="100" w:beforeAutospacing="1" w:after="100" w:afterAutospacing="1"/>
+        <w:rPr>
+          <w:lang w:val="en-BR"/>
+        </w:rPr>
+      </w:pPr>
+      <w:r>
+        <w:rPr>
+          <w:lang w:val="en-BR"/>
+        </w:rPr>
+        <w:t>12.7. O recolhimento do sistema não exonera o CONTRATANTE das obrigações pendentes.</w:t>
+      </w:r>
+    </w:p>
+    <w:p>
+      <w:pPr>
+        <w:spacing w:before="100" w:beforeAutospacing="1" w:after="100" w:afterAutospacing="1"/>
+        <w:outlineLvl w:val="1"/>
+        <w:rPr>
+          <w:b/>
+          <w:bCs/>
+          <w:lang w:val="en-BR"/>
+        </w:rPr>
+      </w:pPr>
+      <w:r>
+        <w:rPr>
+          <w:b/>
+          <w:bCs/>
+          <w:lang w:val="en-BR"/>
+        </w:rPr>
+        <w:t>CLÁUSULA 13 – DISPOSIÇÕES GERAIS</w:t>
+      </w:r>
+    </w:p>
+    <w:p>
+      <w:pPr>
+        <w:spacing w:before="100" w:beforeAutospacing="1" w:after="100" w:afterAutospacing="1"/>
+        <w:rPr>
+          <w:lang w:val="en-BR"/>
+        </w:rPr>
+      </w:pPr>
+      <w:r>
+        <w:rPr>
+          <w:lang w:val="en-BR"/>
+        </w:rPr>
+        <w:t>13.1. Todos os Anexos deste contrato (</w:t>
+      </w:r>
+      <w:r>
+        <w:rPr>
+          <w:b/>
+          <w:bCs/>
+          <w:lang w:val="en-BR"/>
+        </w:rPr>
+        <w:t>I a VII e X</w:t>
+      </w:r>
+      <w:r>
+        <w:rPr>
+          <w:lang w:val="en-BR"/>
+        </w:rPr>
+        <w:t>) são partes integrantes.</w:t>
+      </w:r>
+    </w:p>
+    <w:p>
+      <w:pPr>
+        <w:spacing w:before="100" w:beforeAutospacing="1" w:after="100" w:afterAutospacing="1"/>
+        <w:rPr>
+          <w:lang w:val="en-BR"/>
+        </w:rPr>
+      </w:pPr>
+      <w:r>
+        <w:rPr>
+          <w:lang w:val="en-BR"/>
+        </w:rPr>
+        <w:t>13.2. A assinatura eletrônica possui plena validade jurídica em contratos entre particulares, nos termos da Lei nº 14.063/2020 e do art. 10, §2º, da Medida Provisória nº 2.200-2/2001, desde que admitida pelas partes.</w:t>
+      </w:r>
+    </w:p>
+    <w:p>
+      <w:pPr>
+        <w:spacing w:before="100" w:beforeAutospacing="1" w:after="100" w:afterAutospacing="1"/>
+        <w:rPr>
+          <w:lang w:val="en-BR"/>
+        </w:rPr>
+      </w:pPr>
+      <w:r>
+        <w:rPr>
+          <w:lang w:val="en-BR"/>
+        </w:rPr>
+        <w:t xml:space="preserve">13.3. Fica eleito o foro da comarca de </w:t>
+      </w:r>
+      <w:r>
+        <w:rPr>
+          <w:b/>
+          <w:bCs/>
+          <w:lang w:val="en-BR"/>
+        </w:rPr>
+        <w:t>{{cidade}}</w:t>
+      </w:r>
+      <w:r>
+        <w:rPr>
+          <w:lang w:val="en-BR"/>
+        </w:rPr>
+        <w:t xml:space="preserve">, Estado de </w:t>
+      </w:r>
+      <w:r>
+        <w:rPr>
+          <w:b/>
+          <w:bCs/>
+          <w:lang w:val="en-BR"/>
+        </w:rPr>
+        <w:t>{{UF}}</w:t>
+      </w:r>
+      <w:r>
+        <w:rPr>
+          <w:lang w:val="en-BR"/>
+        </w:rPr>
+        <w:t>, para dirimir quaisquer dúvidas ou litígios decorrentes do presente contrato, renunciando as partes a qualquer outro, por mais privilegiado que seja.</w:t>
+      </w:r>
+    </w:p>
+    <w:p>
+      <w:pPr>
+        <w:spacing w:before="100" w:beforeAutospacing="1" w:after="100" w:afterAutospacing="1"/>
+        <w:rPr>
+          <w:lang w:val="en-BR"/>
+        </w:rPr>
+      </w:pPr>
+      <w:r>
+        <w:rPr>
+          <w:lang w:val="en-BR"/>
+        </w:rPr>
+        <w:t>E, por estarem justas e contratadas, firmam o presente instrumento.</w:t>
+      </w:r>
+    </w:p>
+    <w:p>
+      <w:pPr>
+        <w:spacing w:before="100" w:beforeAutospacing="1" w:after="100" w:afterAutospacing="1"/>
+        <w:rPr>
+          <w:lang w:val="en-BR"/>
+        </w:rPr>
+      </w:pPr>
+      <w:r>
+        <w:rPr>
+          <w:lang w:val="en-BR"/>
+        </w:rPr>
+        <w:t>{{cidade}}, {{dia}} de {{mes}} de {{anoContrato}}.</w:t>
+      </w:r>
+    </w:p>
+    <w:p>
+      <w:pPr>
+        <w:spacing w:before="100" w:beforeAutospacing="1" w:after="100" w:afterAutospacing="1"/>
+        <w:rPr>
+          <w:lang w:val="en-BR"/>
+        </w:rPr>
+      </w:pPr>
+      <w:r>
+        <w:rPr>
+          <w:b/>
+          <w:bCs/>
+          <w:lang w:val="en-BR"/>
+        </w:rPr>
+        <w:t>CONTRATANTE:</w:t>
+      </w:r>
+      <w:r>
+        <w:rPr>
+          <w:lang w:val="en-BR"/>
+        </w:rPr>
+        <w:t xml:space="preserve"> ___________________________________</w:t>
+      </w:r>
+    </w:p>
+    <w:p>
+      <w:pPr>
+        <w:spacing w:before="100" w:beforeAutospacing="1" w:after="100" w:afterAutospacing="1"/>
+        <w:rPr>
+          <w:lang w:val="en-BR"/>
+        </w:rPr>
+      </w:pPr>
+      <w:r>
+        <w:rPr>
+          <w:lang w:val="en-BR"/>
+        </w:rPr>
+        <w:t>{{nomeCompleto}} / {{cpfCnpj}}</w:t>
+      </w:r>
+    </w:p>
+    <w:p>
+      <w:pPr>
+        <w:spacing w:before="100" w:beforeAutospacing="1" w:after="100" w:afterAutospacing="1"/>
+        <w:rPr>
+          <w:lang w:val="en-BR"/>
+        </w:rPr>
+      </w:pPr>
+      <w:r>
+        <w:rPr>
+          <w:b/>
+          <w:bCs/>
+          <w:lang w:val="en-BR"/>
+        </w:rPr>
         <w:t>CONTRATADA:</w:t>
       </w:r>
       <w:r>
@@ -2204,16 +2758,28 @@
     </w:p>
     <w:p>
       <w:pPr>
-        <w:spacing w:before="100" w:beforeAutospacing="1" w:after="100" w:afterAutospacing="1"/>
-        <w:rPr>
-          <w:lang w:val="en-BR"/>
-        </w:rPr>
-      </w:pPr>
-      <w:r>
-        <w:rPr>
-          <w:lang w:val="en-BR"/>
-        </w:rPr>
-        <w:t>LEANDRO LIMA RIBEIRO FRANCA / 60.434.015/0001-90</w:t>
+        <w:rPr>
+          <w:rFonts w:ascii="Arial" w:hAnsi="Arial" w:cs="Arial"/>
+          <w:color w:val="000000"/>
+          <w:sz w:val="12"/>
+          <w:szCs w:val="12"/>
+          <w:lang w:val="en-BR"/>
+        </w:rPr>
+      </w:pPr>
+      <w:r>
+        <w:rPr>
+          <w:color w:val="000000"/>
+          <w:sz w:val="22"/>
+          <w:szCs w:val="22"/>
+          <w:lang w:val="en-BR"/>
+        </w:rPr>
+        <w:t>60.434.015 LEANDRO LIMA RIBEIRO FRANCA</w:t>
+      </w:r>
+      <w:r>
+        <w:rPr>
+          <w:lang w:val="en-BR"/>
+        </w:rPr>
+        <w:t>/ 60.434.015/0001-90</w:t>
       </w:r>
     </w:p>
     <w:p>
@@ -2514,7 +3080,7 @@
       <w:rPr>
         <w:noProof/>
       </w:rPr>
-      <w:pict w14:anchorId="492DB36C">
+      <w:pict w14:anchorId="2DBFAA72">
         <v:shapetype id="_x0000_t75" coordsize="21600,21600" o:spt="75" o:preferrelative="t" path="m@4@5l@4@11@9@11@9@5xe" filled="f" stroked="f">
           <v:stroke joinstyle="miter"/>
           <v:formulas>
@@ -2544,7 +3110,7 @@
       <w:rPr>
         <w:noProof/>
       </w:rPr>
-      <w:pict w14:anchorId="06F57CFB">
+      <w:pict w14:anchorId="2D87C334">
         <v:shape id="WordPictureWatermark361223196" o:spid="_x0000_s1029" type="#_x0000_t75" alt="" style="position:absolute;margin-left:0;margin-top:0;width:470.1pt;height:149.05pt;z-index:-251658239;mso-wrap-edited:f;mso-width-percent:0;mso-height-percent:0;mso-position-horizontal:center;mso-position-horizontal-relative:margin;mso-position-vertical:center;mso-position-vertical-relative:margin;mso-width-percent:0;mso-height-percent:0" o:allowincell="f">
           <v:imagedata r:id="rId1" o:title="SolarInvest_Logo" gain="19661f" blacklevel="22938f"/>
           <w10:wrap anchorx="margin" anchory="margin"/>
@@ -2694,7 +3260,7 @@
       <w:rPr>
         <w:noProof/>
       </w:rPr>
-      <w:pict w14:anchorId="20DB2350">
+      <w:pict w14:anchorId="696CA6D5">
         <v:shapetype id="_x0000_t75" coordsize="21600,21600" o:spt="75" o:preferrelative="t" path="m@4@5l@4@11@9@11@9@5xe" filled="f" stroked="f">
           <v:stroke joinstyle="miter"/>
           <v:formulas>
@@ -2724,7 +3290,7 @@
       <w:rPr>
         <w:noProof/>
       </w:rPr>
-      <w:pict w14:anchorId="35482CB1">
+      <w:pict w14:anchorId="2C5F241A">
         <v:shape id="_x0000_s1027" type="#_x0000_t75" alt="" style="position:absolute;margin-left:0;margin-top:0;width:470.1pt;height:149.05pt;z-index:-251658238;mso-wrap-edited:f;mso-width-percent:0;mso-height-percent:0;mso-position-horizontal:center;mso-position-horizontal-relative:margin;mso-position-vertical:center;mso-position-vertical-relative:margin;mso-width-percent:0;mso-height-percent:0" o:allowincell="f">
           <v:imagedata r:id="rId2" o:title="SolarInvest_Logo" gain="19661f" blacklevel="22938f"/>
           <w10:wrap anchorx="margin" anchory="margin"/>
@@ -2745,7 +3311,7 @@
       <w:rPr>
         <w:noProof/>
       </w:rPr>
-      <w:pict w14:anchorId="16A33880">
+      <w:pict w14:anchorId="0B379E86">
         <v:shapetype id="_x0000_t75" coordsize="21600,21600" o:spt="75" o:preferrelative="t" path="m@4@5l@4@11@9@11@9@5xe" filled="f" stroked="f">
           <v:stroke joinstyle="miter"/>
           <v:formulas>
@@ -2775,7 +3341,7 @@
       <w:rPr>
         <w:noProof/>
       </w:rPr>
-      <w:pict w14:anchorId="05BCAEAD">
+      <w:pict w14:anchorId="227A4D04">
         <v:shape id="WordPictureWatermark361223195" o:spid="_x0000_s1025" type="#_x0000_t75" alt="" style="position:absolute;margin-left:0;margin-top:0;width:470.1pt;height:149.05pt;z-index:-251658240;mso-wrap-edited:f;mso-width-percent:0;mso-height-percent:0;mso-position-horizontal:center;mso-position-horizontal-relative:margin;mso-position-vertical:center;mso-position-vertical-relative:margin;mso-width-percent:0;mso-height-percent:0" o:allowincell="f">
           <v:imagedata r:id="rId1" o:title="SolarInvest_Logo" gain="19661f" blacklevel="22938f"/>
           <w10:wrap anchorx="margin" anchory="margin"/>
@@ -8102,6 +8668,7 @@
     <w:name w:val="heading 1"/>
     <w:basedOn w:val="Normal"/>
     <w:next w:val="Normal"/>
+    <w:link w:val="Heading1Char"/>
     <w:uiPriority w:val="9"/>
     <w:qFormat/>
     <w:pPr>
@@ -8698,6 +9265,19 @@
       <w:lang w:eastAsia="en-US"/>
     </w:rPr>
   </w:style>
+  <w:style w:type="character" w:customStyle="1" w:styleId="Heading1Char">
+    <w:name w:val="Heading 1 Char"/>
+    <w:basedOn w:val="DefaultParagraphFont"/>
+    <w:link w:val="Heading1"/>
+    <w:uiPriority w:val="9"/>
+    <w:rsid w:val="006C62CA"/>
+    <w:rPr>
+      <w:b/>
+      <w:sz w:val="48"/>
+      <w:szCs w:val="48"/>
+      <w:lang w:eastAsia="en-US"/>
+    </w:rPr>
+  </w:style>
 </w:styles>
 </file>
 
@@ -9022,28 +9602,28 @@
 </file>
 
 <file path=customXml/item1.xml><?xml version="1.0" encoding="utf-8"?>
+<b:Sources xmlns:b="http://schemas.openxmlformats.org/officeDocument/2006/bibliography" xmlns="http://schemas.openxmlformats.org/officeDocument/2006/bibliography" SelectedStyle="/APASixthEditionOfficeOnline.xsl" StyleName="APA" Version="6"/>
+</file>
+
+<file path=customXml/item2.xml><?xml version="1.0" encoding="utf-8"?>
 <go:gDocsCustomXmlDataStorage xmlns:go="http://customooxmlschemas.google.com/" xmlns:r="http://schemas.openxmlformats.org/officeDocument/2006/relationships" uri="GoogleDocsCustomDataVersion2">
   <go:docsCustomData xmlns:go="http://customooxmlschemas.google.com/" roundtripDataSignature="AMtx7mjIXpIDhFE5JiDbn3RZVFB3fzHULQ==">CgMxLjAyCWlkLmdqZGd4czgAciExRzZ2TFpjWF9OSEszNzd4dVk3R0NBVmtWWDRRa0g3X2U=</go:docsCustomData>
 </go:gDocsCustomXmlDataStorage>
 </file>
 
-<file path=customXml/item2.xml><?xml version="1.0" encoding="utf-8"?>
-<b:Sources xmlns:b="http://schemas.openxmlformats.org/officeDocument/2006/bibliography" xmlns="http://schemas.openxmlformats.org/officeDocument/2006/bibliography" SelectedStyle="/APASixthEditionOfficeOnline.xsl" StyleName="APA" Version="6"/>
+<file path=customXml/itemProps1.xml><?xml version="1.0" encoding="utf-8"?>
+<ds:datastoreItem xmlns:ds="http://schemas.openxmlformats.org/officeDocument/2006/customXml" ds:itemID="{9067BF80-6573-1547-967C-573EEC1877A2}">
+  <ds:schemaRefs>
+    <ds:schemaRef ds:uri="http://schemas.openxmlformats.org/officeDocument/2006/bibliography"/>
+  </ds:schemaRefs>
+</ds:datastoreItem>
 </file>
 
-<file path=customXml/itemProps1.xml><?xml version="1.0" encoding="utf-8"?>
+<file path=customXml/itemProps2.xml><?xml version="1.0" encoding="utf-8"?>
 <ds:datastoreItem xmlns:ds="http://schemas.openxmlformats.org/officeDocument/2006/customXml" ds:itemID="{11111111-1234-1234-1234-123412341234}">
   <ds:schemaRefs>
     <ds:schemaRef ds:uri="http://customooxmlschemas.google.com/"/>
     <ds:schemaRef ds:uri="http://schemas.openxmlformats.org/officeDocument/2006/relationships"/>
   </ds:schemaRefs>
 </ds:datastoreItem>
-</file>
-
-<file path=customXml/itemProps2.xml><?xml version="1.0" encoding="utf-8"?>
-<ds:datastoreItem xmlns:ds="http://schemas.openxmlformats.org/officeDocument/2006/customXml" ds:itemID="{9067BF80-6573-1547-967C-573EEC1877A2}">
-  <ds:schemaRefs>
-    <ds:schemaRef ds:uri="http://schemas.openxmlformats.org/officeDocument/2006/bibliography"/>
-  </ds:schemaRefs>
-</ds:datastoreItem>
 </file>